--- a/assets/boomi-mft-solution-design-document.docx
+++ b/assets/boomi-mft-solution-design-document.docx
@@ -65,7 +65,7 @@
           <w:sz w:val="22"/>
           <w:szCs w:val="22"/>
         </w:rPr>
-        <w:t xml:space="preserve">Capabilities · Architecture · Integration with the HMRC estate · Features &amp; Gaps</w:t>
+        <w:t xml:space="preserve">Boomi platform capabilities · Architecture · Integration with the HMRC estate · Features, gaps &amp; drawbacks</w:t>
       </w:r>
     </w:p>
     <w:p>
@@ -989,7 +989,7 @@
                 <w:sz w:val="19"/>
                 <w:szCs w:val="19"/>
               </w:rPr>
-              <w:t xml:space="preserve">P-116</w:t>
+              <w:t xml:space="preserve">Estate</w:t>
             </w:r>
           </w:p>
         </w:tc>
@@ -1016,7 +1016,7 @@
                 <w:sz w:val="19"/>
                 <w:szCs w:val="19"/>
               </w:rPr>
-              <w:t xml:space="preserve">Integration Pattern Catalogue — Managed File Transfer (MFT) pattern</w:t>
+              <w:t xml:space="preserve">Legacy estate reference — WebMethods IS, ChRIS, ETMP, NPS, DES, HoD services</w:t>
             </w:r>
           </w:p>
         </w:tc>
@@ -1045,7 +1045,7 @@
                 <w:sz w:val="19"/>
                 <w:szCs w:val="19"/>
               </w:rPr>
-              <w:t xml:space="preserve">Intelligrator</w:t>
+              <w:t xml:space="preserve">Vendor</w:t>
             </w:r>
           </w:p>
         </w:tc>
@@ -1072,7 +1072,7 @@
                 <w:sz w:val="19"/>
                 <w:szCs w:val="19"/>
               </w:rPr>
-              <w:t xml:space="preserve">Intelligrator — self-service MFT/API onboarding product specification</w:t>
+              <w:t xml:space="preserve">Boomi native MFT (Thru) product documentation and release notes</w:t>
             </w:r>
           </w:p>
         </w:tc>
@@ -1101,7 +1101,7 @@
                 <w:sz w:val="19"/>
                 <w:szCs w:val="19"/>
               </w:rPr>
-              <w:t xml:space="preserve">Estate</w:t>
+              <w:t xml:space="preserve">Principle</w:t>
             </w:r>
           </w:p>
         </w:tc>
@@ -1128,63 +1128,7 @@
                 <w:sz w:val="19"/>
                 <w:szCs w:val="19"/>
               </w:rPr>
-              <w:t xml:space="preserve">Legacy estate reference — WebMethods IS, ChRIS, ETMP, NPS, DES, HoD services</w:t>
-            </w:r>
-          </w:p>
-        </w:tc>
-      </w:tr>
-      <w:tr>
-        <w:tc>
-          <w:tcPr>
-            <w:tcW w:type="dxa" w:w="2600"/>
-            <w:shd w:fill="F4F7FB" w:color="auto" w:val="clear"/>
-            <w:tcMar>
-              <w:top w:type="dxa" w:w="60"/>
-              <w:left w:type="dxa" w:w="90"/>
-              <w:bottom w:type="dxa" w:w="60"/>
-              <w:right w:type="dxa" w:w="90"/>
-            </w:tcMar>
-            <w:vAlign w:val="center"/>
-          </w:tcPr>
-          <w:p>
-            <w:pPr>
-              <w:spacing w:after="0" w:line="260"/>
-            </w:pPr>
-            <w:r>
-              <w:rPr>
-                <w:rFonts w:ascii="Calibri" w:cs="Calibri" w:eastAsia="Calibri" w:hAnsi="Calibri"/>
-                <w:color w:val="12161C"/>
-                <w:sz w:val="19"/>
-                <w:szCs w:val="19"/>
-              </w:rPr>
-              <w:t xml:space="preserve">Principle</w:t>
-            </w:r>
-          </w:p>
-        </w:tc>
-        <w:tc>
-          <w:tcPr>
-            <w:tcW w:type="dxa" w:w="6426"/>
-            <w:shd w:fill="F4F7FB" w:color="auto" w:val="clear"/>
-            <w:tcMar>
-              <w:top w:type="dxa" w:w="60"/>
-              <w:left w:type="dxa" w:w="90"/>
-              <w:bottom w:type="dxa" w:w="60"/>
-              <w:right w:type="dxa" w:w="90"/>
-            </w:tcMar>
-            <w:vAlign w:val="center"/>
-          </w:tcPr>
-          <w:p>
-            <w:pPr>
-              <w:spacing w:after="0" w:line="260"/>
-            </w:pPr>
-            <w:r>
-              <w:rPr>
-                <w:rFonts w:ascii="Calibri" w:cs="Calibri" w:eastAsia="Calibri" w:hAnsi="Calibri"/>
-                <w:color w:val="12161C"/>
-                <w:sz w:val="19"/>
-                <w:szCs w:val="19"/>
-              </w:rPr>
-              <w:t xml:space="preserve">“Config over construction” architecture principle (programme-wide)</w:t>
+              <w:t xml:space="preserve">“Config over construction” — recommended MFT platform design principle (this document)</w:t>
             </w:r>
           </w:p>
         </w:tc>
@@ -1513,7 +1457,7 @@
           <w:sz w:val="21"/>
           <w:szCs w:val="21"/>
         </w:rPr>
-        <w:t xml:space="preserve">The design is anchored to the programme's inviolable principle: </w:t>
+        <w:t xml:space="preserve">The design is anchored to a single recommended platform principle: </w:t>
       </w:r>
       <w:r>
         <w:rPr>
@@ -1533,7 +1477,7 @@
           <w:sz w:val="21"/>
           <w:szCs w:val="21"/>
         </w:rPr>
-        <w:t xml:space="preserve">. A single generic MFT engine process handles every transfer; each approved interface becomes a configuration row in a routing table, never a new Boomi component. This keeps the estate small, uniform, testable and cheap to govern as onboarding scales through the Intelligrator self-service portal.</w:t>
+        <w:t xml:space="preserve">. A single generic MFT engine process handles every transfer; each approved interface becomes a configuration row in a routing table, never a new Boomi component. This keeps the estate small, uniform, testable and cheap to govern as the number of onboarded transfers grows.</w:t>
       </w:r>
     </w:p>
     <w:tbl>
@@ -1604,7 +1548,7 @@
                 <w:sz w:val="19"/>
                 <w:szCs w:val="19"/>
               </w:rPr>
-              <w:t xml:space="preserve">Proceed on the basis that the design decisions (Section 12) are accepted and the seven open questions (Section 14) are assigned named owners before build — most materially: data residency/assurance for OFFICIAL, long-term audit retention beyond native defaults, and native protocol coverage vs partner requirements.</w:t>
+              <w:t xml:space="preserve">Proceed on the basis that the design decisions (Section 12) are accepted and the open questions (Section 14) are assigned named owners before build — most materially: data residency/assurance for OFFICIAL, long-term audit retention beyond native defaults, the absence of a native CI/CD pipeline for MFT configuration, and the lack of a native path to source MFT credentials from the enterprise password/secrets manager.</w:t>
             </w:r>
           </w:p>
         </w:tc>
@@ -1655,7 +1599,7 @@
           <w:sz w:val="21"/>
           <w:szCs w:val="21"/>
         </w:rPr>
-        <w:t xml:space="preserve">To provide the design baseline for MFT on Boomi sufficient for Design Authority sign-off: the capabilities relied upon, the target architecture, how it integrates with the HMRC estate, the non-functional posture, and an honest assessment of gaps and the decisions/actions they drive.</w:t>
+        <w:t xml:space="preserve">To provide the design baseline for MFT on the Boomi platform sufficient for Design Authority sign-off: the platform capabilities relied upon, the target architecture, how it integrates with the HMRC estate, the non-functional posture, and an honest assessment of platform gaps and drawbacks and the decisions/actions they drive.</w:t>
       </w:r>
     </w:p>
     <w:p>
@@ -1803,7 +1747,7 @@
           <w:sz w:val="21"/>
           <w:szCs w:val="21"/>
         </w:rPr>
-        <w:t xml:space="preserve">Per-interface onboarding detail (handled as configuration via Intelligrator, not design).</w:t>
+        <w:t xml:space="preserve">Per-interface onboarding detail (each transfer is delivered as configuration, not design).</w:t>
       </w:r>
     </w:p>
     <w:p>
@@ -1822,7 +1766,7 @@
           <w:sz w:val="21"/>
           <w:szCs w:val="21"/>
         </w:rPr>
-        <w:t xml:space="preserve">API Management and event-streaming patterns (covered by their own designs).</w:t>
+        <w:t xml:space="preserve">API Management and event-streaming capabilities (separate Boomi platform designs).</w:t>
       </w:r>
     </w:p>
     <w:p>
@@ -1891,7 +1835,7 @@
           <w:sz w:val="21"/>
           <w:szCs w:val="21"/>
         </w:rPr>
-        <w:t xml:space="preserve">Design Authority, Security Architecture, Integration Architecture, Platform Operations, and the Intelligrator product team.</w:t>
+        <w:t xml:space="preserve">Design Authority, Security Architecture, Integration Architecture, and Platform Operations.</w:t>
       </w:r>
     </w:p>
     <w:p>
@@ -2020,7 +1964,7 @@
           <w:sz w:val="21"/>
           <w:szCs w:val="21"/>
         </w:rPr>
-        <w:t xml:space="preserve">Enable governed self-service onboarding via Intelligrator.</w:t>
+        <w:t xml:space="preserve">Standardise onboarding so each new transfer is a governed configuration change, not a build.</w:t>
       </w:r>
     </w:p>
     <w:p>
@@ -5369,7 +5313,7 @@
           <w:sz w:val="25"/>
           <w:szCs w:val="25"/>
         </w:rPr>
-        <w:t xml:space="preserve">8.3  Intelligrator (self-service onboarding)</w:t>
+        <w:t xml:space="preserve">8.3  Onboarding model (configuration, not build)</w:t>
       </w:r>
     </w:p>
     <w:p>
@@ -5383,7 +5327,7 @@
           <w:sz w:val="21"/>
           <w:szCs w:val="21"/>
         </w:rPr>
-        <w:t xml:space="preserve">Intelligrator is the governed front door: an approved interface request results in a new configuration row written to the routing table consumed by the generic engine. Intelligrator enforces the approval gate and standards; it does not create Boomi components, preserving config-over-construction end to end.</w:t>
+        <w:t xml:space="preserve">A new transfer is onboarded by adding a configuration row to the routing table consumed by the generic engine, following a governed change with an approval gate and standards check (endpoints, protocol, key references, schedule, filename pattern, post-actions, ownership). No new Boomi component is created, preserving config-over-construction end to end. Onboarding is performed through Boomi's native MFT administration; a bespoke self-service onboarding portal is out of scope for this platform design.</w:t>
       </w:r>
     </w:p>
     <w:p>
@@ -5419,7 +5363,7 @@
           <w:sz w:val="21"/>
           <w:szCs w:val="21"/>
         </w:rPr>
-        <w:t xml:space="preserve">Operator/administrator access to the platform is via the enterprise IdP/SSO (a later programme phase); partner authentication is by SSH key / certificate.</w:t>
+        <w:t xml:space="preserve">Operator/administrator access to the platform is via the enterprise IdP/SSO (to confirm); partner authentication is by SSH key / certificate.</w:t>
       </w:r>
     </w:p>
     <w:p>
@@ -6625,6 +6569,176 @@
           </w:p>
         </w:tc>
       </w:tr>
+      <w:tr>
+        <w:tc>
+          <w:tcPr>
+            <w:tcW w:type="dxa" w:w="2500"/>
+            <w:shd w:fill="FFFFFF" w:color="auto" w:val="clear"/>
+            <w:tcMar>
+              <w:top w:type="dxa" w:w="60"/>
+              <w:left w:type="dxa" w:w="90"/>
+              <w:bottom w:type="dxa" w:w="60"/>
+              <w:right w:type="dxa" w:w="90"/>
+            </w:tcMar>
+            <w:vAlign w:val="center"/>
+          </w:tcPr>
+          <w:p>
+            <w:pPr>
+              <w:spacing w:after="0" w:line="260"/>
+            </w:pPr>
+            <w:r>
+              <w:rPr>
+                <w:rFonts w:ascii="Calibri" w:cs="Calibri" w:eastAsia="Calibri" w:hAnsi="Calibri"/>
+                <w:color w:val="12161C"/>
+                <w:sz w:val="19"/>
+                <w:szCs w:val="19"/>
+              </w:rPr>
+              <w:t xml:space="preserve">CI/CD pipeline for MFT config</w:t>
+            </w:r>
+          </w:p>
+        </w:tc>
+        <w:tc>
+          <w:tcPr>
+            <w:tcW w:type="dxa" w:w="4826"/>
+            <w:shd w:fill="FFFFFF" w:color="auto" w:val="clear"/>
+            <w:tcMar>
+              <w:top w:type="dxa" w:w="60"/>
+              <w:left w:type="dxa" w:w="90"/>
+              <w:bottom w:type="dxa" w:w="60"/>
+              <w:right w:type="dxa" w:w="90"/>
+            </w:tcMar>
+            <w:vAlign w:val="center"/>
+          </w:tcPr>
+          <w:p>
+            <w:pPr>
+              <w:spacing w:after="0" w:line="260"/>
+            </w:pPr>
+            <w:r>
+              <w:rPr>
+                <w:rFonts w:ascii="Calibri" w:cs="Calibri" w:eastAsia="Calibri" w:hAnsi="Calibri"/>
+                <w:color w:val="12161C"/>
+                <w:sz w:val="19"/>
+                <w:szCs w:val="19"/>
+              </w:rPr>
+              <w:t xml:space="preserve">Promote transfer config dev→test→prod</w:t>
+            </w:r>
+          </w:p>
+        </w:tc>
+        <w:tc>
+          <w:tcPr>
+            <w:tcW w:type="dxa" w:w="1700"/>
+            <w:shd w:fill="FFFFFF" w:color="auto" w:val="clear"/>
+            <w:tcMar>
+              <w:top w:type="dxa" w:w="60"/>
+              <w:left w:type="dxa" w:w="90"/>
+              <w:bottom w:type="dxa" w:w="60"/>
+              <w:right w:type="dxa" w:w="90"/>
+            </w:tcMar>
+            <w:vAlign w:val="center"/>
+          </w:tcPr>
+          <w:p>
+            <w:pPr>
+              <w:spacing w:after="0" w:line="260"/>
+            </w:pPr>
+            <w:r>
+              <w:rPr>
+                <w:rFonts w:ascii="Calibri" w:cs="Calibri" w:eastAsia="Calibri" w:hAnsi="Calibri"/>
+                <w:b/>
+                <w:bCs/>
+                <w:color w:val="B3261E"/>
+                <w:sz w:val="19"/>
+                <w:szCs w:val="19"/>
+              </w:rPr>
+              <w:t xml:space="preserve">○ gap</w:t>
+            </w:r>
+          </w:p>
+        </w:tc>
+      </w:tr>
+      <w:tr>
+        <w:tc>
+          <w:tcPr>
+            <w:tcW w:type="dxa" w:w="2500"/>
+            <w:shd w:fill="F4F7FB" w:color="auto" w:val="clear"/>
+            <w:tcMar>
+              <w:top w:type="dxa" w:w="60"/>
+              <w:left w:type="dxa" w:w="90"/>
+              <w:bottom w:type="dxa" w:w="60"/>
+              <w:right w:type="dxa" w:w="90"/>
+            </w:tcMar>
+            <w:vAlign w:val="center"/>
+          </w:tcPr>
+          <w:p>
+            <w:pPr>
+              <w:spacing w:after="0" w:line="260"/>
+            </w:pPr>
+            <w:r>
+              <w:rPr>
+                <w:rFonts w:ascii="Calibri" w:cs="Calibri" w:eastAsia="Calibri" w:hAnsi="Calibri"/>
+                <w:color w:val="12161C"/>
+                <w:sz w:val="19"/>
+                <w:szCs w:val="19"/>
+              </w:rPr>
+              <w:t xml:space="preserve">Enterprise secrets / password manager</w:t>
+            </w:r>
+          </w:p>
+        </w:tc>
+        <w:tc>
+          <w:tcPr>
+            <w:tcW w:type="dxa" w:w="4826"/>
+            <w:shd w:fill="F4F7FB" w:color="auto" w:val="clear"/>
+            <w:tcMar>
+              <w:top w:type="dxa" w:w="60"/>
+              <w:left w:type="dxa" w:w="90"/>
+              <w:bottom w:type="dxa" w:w="60"/>
+              <w:right w:type="dxa" w:w="90"/>
+            </w:tcMar>
+            <w:vAlign w:val="center"/>
+          </w:tcPr>
+          <w:p>
+            <w:pPr>
+              <w:spacing w:after="0" w:line="260"/>
+            </w:pPr>
+            <w:r>
+              <w:rPr>
+                <w:rFonts w:ascii="Calibri" w:cs="Calibri" w:eastAsia="Calibri" w:hAnsi="Calibri"/>
+                <w:color w:val="12161C"/>
+                <w:sz w:val="19"/>
+                <w:szCs w:val="19"/>
+              </w:rPr>
+              <w:t xml:space="preserve">Source MFT/partner credentials externally</w:t>
+            </w:r>
+          </w:p>
+        </w:tc>
+        <w:tc>
+          <w:tcPr>
+            <w:tcW w:type="dxa" w:w="1700"/>
+            <w:shd w:fill="F4F7FB" w:color="auto" w:val="clear"/>
+            <w:tcMar>
+              <w:top w:type="dxa" w:w="60"/>
+              <w:left w:type="dxa" w:w="90"/>
+              <w:bottom w:type="dxa" w:w="60"/>
+              <w:right w:type="dxa" w:w="90"/>
+            </w:tcMar>
+            <w:vAlign w:val="center"/>
+          </w:tcPr>
+          <w:p>
+            <w:pPr>
+              <w:spacing w:after="0" w:line="260"/>
+            </w:pPr>
+            <w:r>
+              <w:rPr>
+                <w:rFonts w:ascii="Calibri" w:cs="Calibri" w:eastAsia="Calibri" w:hAnsi="Calibri"/>
+                <w:b/>
+                <w:bCs/>
+                <w:color w:val="B3261E"/>
+                <w:sz w:val="19"/>
+                <w:szCs w:val="19"/>
+              </w:rPr>
+              <w:t xml:space="preserve">○ gap</w:t>
+            </w:r>
+          </w:p>
+        </w:tc>
+      </w:tr>
     </w:tbl>
     <w:p>
       <w:r>
@@ -6932,6 +7046,80 @@
         <w:t xml:space="preserve">This section is deliberately candid. Each gap is stated with its impact and a mitigation/action, so the Design Authority can accept, mitigate or challenge it rather than discover it in build.</w:t>
       </w:r>
     </w:p>
+    <w:tbl>
+      <w:tblPr>
+        <w:tblW w:type="dxa" w:w="9026"/>
+        <w:tblBorders>
+          <w:top w:val="none"/>
+          <w:left w:val="single" w:color="B3261E" w:sz="18"/>
+          <w:bottom w:val="none"/>
+          <w:right w:val="none"/>
+          <w:insideH w:val="none"/>
+          <w:insideV w:val="none"/>
+        </w:tblBorders>
+      </w:tblPr>
+      <w:tblGrid>
+        <w:gridCol w:w="9026"/>
+      </w:tblGrid>
+      <w:tr>
+        <w:tc>
+          <w:tcPr>
+            <w:tcW w:type="dxa" w:w="9026"/>
+            <w:shd w:fill="FDECEA" w:color="auto" w:val="clear"/>
+            <w:tcMar>
+              <w:top w:type="dxa" w:w="100"/>
+              <w:left w:type="dxa" w:w="160"/>
+              <w:bottom w:type="dxa" w:w="100"/>
+              <w:right w:type="dxa" w:w="140"/>
+            </w:tcMar>
+          </w:tcPr>
+          <w:p>
+            <w:pPr>
+              <w:spacing w:after="40"/>
+            </w:pPr>
+            <w:r>
+              <w:rPr>
+                <w:rFonts w:ascii="Calibri" w:cs="Calibri" w:eastAsia="Calibri" w:hAnsi="Calibri"/>
+                <w:b/>
+                <w:bCs/>
+                <w:color w:val="B3261E"/>
+                <w:sz w:val="20"/>
+                <w:szCs w:val="20"/>
+              </w:rPr>
+              <w:t xml:space="preserve">Headline platform drawbacks (pain points)</w:t>
+            </w:r>
+          </w:p>
+          <w:p>
+            <w:pPr>
+              <w:spacing w:after="20" w:line="264"/>
+            </w:pPr>
+            <w:r>
+              <w:rPr>
+                <w:rFonts w:ascii="Calibri" w:cs="Calibri" w:eastAsia="Calibri" w:hAnsi="Calibri"/>
+                <w:color w:val="12161C"/>
+                <w:sz w:val="19"/>
+                <w:szCs w:val="19"/>
+              </w:rPr>
+              <w:t xml:space="preserve">No native CI/CD pipeline for MFT (G-13): the platform has no built-in, MFT-config-aware pipeline. Promotion of transfer configuration dev→test→prod is UI/admin-driven, and environment-promotion is not fully automatable through the API, so a repeatable pipeline must be built externally over the AtomSphere APIs and enterprise DevOps tooling.</w:t>
+            </w:r>
+          </w:p>
+          <w:p>
+            <w:pPr>
+              <w:spacing w:after="20" w:line="264"/>
+            </w:pPr>
+            <w:r>
+              <w:rPr>
+                <w:rFonts w:ascii="Calibri" w:cs="Calibri" w:eastAsia="Calibri" w:hAnsi="Calibri"/>
+                <w:color w:val="12161C"/>
+                <w:sz w:val="19"/>
+                <w:szCs w:val="19"/>
+              </w:rPr>
+              <w:t xml:space="preserve">No native enterprise password/secrets-manager integration for MFT credentials (G-14): Boomi's Secrets Management Service is oriented to the Integration runtime and cloud vaults (e.g. Azure Key Vault); there is no documented native path to source MFT endpoint/trading-partner credentials (SFTP keys, partner passwords) from an enterprise password manager such as CyberArk PAM — they are held in the MFT store, which weakens central rotation and privileged-access governance.</w:t>
+            </w:r>
+          </w:p>
+        </w:tc>
+      </w:tr>
+    </w:tbl>
     <w:tbl>
       <w:tblPr>
         <w:tblW w:type="dxa" w:w="9026"/>
@@ -8391,6 +8579,226 @@
           </w:p>
         </w:tc>
       </w:tr>
+      <w:tr>
+        <w:tc>
+          <w:tcPr>
+            <w:tcW w:type="dxa" w:w="1100"/>
+            <w:shd w:fill="FFFFFF" w:color="auto" w:val="clear"/>
+            <w:tcMar>
+              <w:top w:type="dxa" w:w="60"/>
+              <w:left w:type="dxa" w:w="90"/>
+              <w:bottom w:type="dxa" w:w="60"/>
+              <w:right w:type="dxa" w:w="90"/>
+            </w:tcMar>
+            <w:vAlign w:val="center"/>
+          </w:tcPr>
+          <w:p>
+            <w:pPr>
+              <w:spacing w:after="0" w:line="260"/>
+            </w:pPr>
+            <w:r>
+              <w:rPr>
+                <w:rFonts w:ascii="Calibri" w:cs="Calibri" w:eastAsia="Calibri" w:hAnsi="Calibri"/>
+                <w:color w:val="12161C"/>
+                <w:sz w:val="19"/>
+                <w:szCs w:val="19"/>
+              </w:rPr>
+              <w:t xml:space="preserve">G-13</w:t>
+            </w:r>
+          </w:p>
+        </w:tc>
+        <w:tc>
+          <w:tcPr>
+            <w:tcW w:type="dxa" w:w="3100"/>
+            <w:shd w:fill="FFFFFF" w:color="auto" w:val="clear"/>
+            <w:tcMar>
+              <w:top w:type="dxa" w:w="60"/>
+              <w:left w:type="dxa" w:w="90"/>
+              <w:bottom w:type="dxa" w:w="60"/>
+              <w:right w:type="dxa" w:w="90"/>
+            </w:tcMar>
+            <w:vAlign w:val="center"/>
+          </w:tcPr>
+          <w:p>
+            <w:pPr>
+              <w:spacing w:after="0" w:line="260"/>
+            </w:pPr>
+            <w:r>
+              <w:rPr>
+                <w:rFonts w:ascii="Calibri" w:cs="Calibri" w:eastAsia="Calibri" w:hAnsi="Calibri"/>
+                <w:color w:val="12161C"/>
+                <w:sz w:val="19"/>
+                <w:szCs w:val="19"/>
+              </w:rPr>
+              <w:t xml:space="preserve">No native CI/CD pipeline for MFT configuration; promotion dev→test→prod is UI/admin-driven and environment-promotion is not fully API-automatable.</w:t>
+            </w:r>
+          </w:p>
+        </w:tc>
+        <w:tc>
+          <w:tcPr>
+            <w:tcW w:type="dxa" w:w="2400"/>
+            <w:shd w:fill="FFFFFF" w:color="auto" w:val="clear"/>
+            <w:tcMar>
+              <w:top w:type="dxa" w:w="60"/>
+              <w:left w:type="dxa" w:w="90"/>
+              <w:bottom w:type="dxa" w:w="60"/>
+              <w:right w:type="dxa" w:w="90"/>
+            </w:tcMar>
+            <w:vAlign w:val="center"/>
+          </w:tcPr>
+          <w:p>
+            <w:pPr>
+              <w:spacing w:after="0" w:line="260"/>
+            </w:pPr>
+            <w:r>
+              <w:rPr>
+                <w:rFonts w:ascii="Calibri" w:cs="Calibri" w:eastAsia="Calibri" w:hAnsi="Calibri"/>
+                <w:color w:val="12161C"/>
+                <w:sz w:val="19"/>
+                <w:szCs w:val="19"/>
+              </w:rPr>
+              <w:t xml:space="preserve">Manual promotion; weak traceability, review and rollback.</w:t>
+            </w:r>
+          </w:p>
+        </w:tc>
+        <w:tc>
+          <w:tcPr>
+            <w:tcW w:type="dxa" w:w="2426"/>
+            <w:shd w:fill="FFFFFF" w:color="auto" w:val="clear"/>
+            <w:tcMar>
+              <w:top w:type="dxa" w:w="60"/>
+              <w:left w:type="dxa" w:w="90"/>
+              <w:bottom w:type="dxa" w:w="60"/>
+              <w:right w:type="dxa" w:w="90"/>
+            </w:tcMar>
+            <w:vAlign w:val="center"/>
+          </w:tcPr>
+          <w:p>
+            <w:pPr>
+              <w:spacing w:after="0" w:line="260"/>
+            </w:pPr>
+            <w:r>
+              <w:rPr>
+                <w:rFonts w:ascii="Calibri" w:cs="Calibri" w:eastAsia="Calibri" w:hAnsi="Calibri"/>
+                <w:color w:val="12161C"/>
+                <w:sz w:val="19"/>
+                <w:szCs w:val="19"/>
+              </w:rPr>
+              <w:t xml:space="preserve">Build external CI/CD over AtomSphere APIs + DevOps tooling; hold the config/routing table in Git; gated, audited promotion.</w:t>
+            </w:r>
+          </w:p>
+        </w:tc>
+      </w:tr>
+      <w:tr>
+        <w:tc>
+          <w:tcPr>
+            <w:tcW w:type="dxa" w:w="1100"/>
+            <w:shd w:fill="F4F7FB" w:color="auto" w:val="clear"/>
+            <w:tcMar>
+              <w:top w:type="dxa" w:w="60"/>
+              <w:left w:type="dxa" w:w="90"/>
+              <w:bottom w:type="dxa" w:w="60"/>
+              <w:right w:type="dxa" w:w="90"/>
+            </w:tcMar>
+            <w:vAlign w:val="center"/>
+          </w:tcPr>
+          <w:p>
+            <w:pPr>
+              <w:spacing w:after="0" w:line="260"/>
+            </w:pPr>
+            <w:r>
+              <w:rPr>
+                <w:rFonts w:ascii="Calibri" w:cs="Calibri" w:eastAsia="Calibri" w:hAnsi="Calibri"/>
+                <w:color w:val="12161C"/>
+                <w:sz w:val="19"/>
+                <w:szCs w:val="19"/>
+              </w:rPr>
+              <w:t xml:space="preserve">G-14</w:t>
+            </w:r>
+          </w:p>
+        </w:tc>
+        <w:tc>
+          <w:tcPr>
+            <w:tcW w:type="dxa" w:w="3100"/>
+            <w:shd w:fill="F4F7FB" w:color="auto" w:val="clear"/>
+            <w:tcMar>
+              <w:top w:type="dxa" w:w="60"/>
+              <w:left w:type="dxa" w:w="90"/>
+              <w:bottom w:type="dxa" w:w="60"/>
+              <w:right w:type="dxa" w:w="90"/>
+            </w:tcMar>
+            <w:vAlign w:val="center"/>
+          </w:tcPr>
+          <w:p>
+            <w:pPr>
+              <w:spacing w:after="0" w:line="260"/>
+            </w:pPr>
+            <w:r>
+              <w:rPr>
+                <w:rFonts w:ascii="Calibri" w:cs="Calibri" w:eastAsia="Calibri" w:hAnsi="Calibri"/>
+                <w:color w:val="12161C"/>
+                <w:sz w:val="19"/>
+                <w:szCs w:val="19"/>
+              </w:rPr>
+              <w:t xml:space="preserve">No documented native path to source MFT endpoint/trading-partner credentials from the enterprise password/secrets manager (e.g. CyberArk PAM). Boomi's Secrets Management Service targets the Integration runtime and cloud vaults (e.g. Azure Key Vault), not MFT partner credentials.</w:t>
+            </w:r>
+          </w:p>
+        </w:tc>
+        <w:tc>
+          <w:tcPr>
+            <w:tcW w:type="dxa" w:w="2400"/>
+            <w:shd w:fill="F4F7FB" w:color="auto" w:val="clear"/>
+            <w:tcMar>
+              <w:top w:type="dxa" w:w="60"/>
+              <w:left w:type="dxa" w:w="90"/>
+              <w:bottom w:type="dxa" w:w="60"/>
+              <w:right w:type="dxa" w:w="90"/>
+            </w:tcMar>
+            <w:vAlign w:val="center"/>
+          </w:tcPr>
+          <w:p>
+            <w:pPr>
+              <w:spacing w:after="0" w:line="260"/>
+            </w:pPr>
+            <w:r>
+              <w:rPr>
+                <w:rFonts w:ascii="Calibri" w:cs="Calibri" w:eastAsia="Calibri" w:hAnsi="Calibri"/>
+                <w:color w:val="12161C"/>
+                <w:sz w:val="19"/>
+                <w:szCs w:val="19"/>
+              </w:rPr>
+              <w:t xml:space="preserve">Credentials held in the MFT store; weaker central rotation and PAM governance.</w:t>
+            </w:r>
+          </w:p>
+        </w:tc>
+        <w:tc>
+          <w:tcPr>
+            <w:tcW w:type="dxa" w:w="2426"/>
+            <w:shd w:fill="F4F7FB" w:color="auto" w:val="clear"/>
+            <w:tcMar>
+              <w:top w:type="dxa" w:w="60"/>
+              <w:left w:type="dxa" w:w="90"/>
+              <w:bottom w:type="dxa" w:w="60"/>
+              <w:right w:type="dxa" w:w="90"/>
+            </w:tcMar>
+            <w:vAlign w:val="center"/>
+          </w:tcPr>
+          <w:p>
+            <w:pPr>
+              <w:spacing w:after="0" w:line="260"/>
+            </w:pPr>
+            <w:r>
+              <w:rPr>
+                <w:rFonts w:ascii="Calibri" w:cs="Calibri" w:eastAsia="Calibri" w:hAnsi="Calibri"/>
+                <w:color w:val="12161C"/>
+                <w:sz w:val="19"/>
+                <w:szCs w:val="19"/>
+              </w:rPr>
+              <w:t xml:space="preserve">Validate MFT credential sourcing with vendor; where unsupported, broker via Integration + secrets service or controlled vault sync; agree approach with Security.</w:t>
+            </w:r>
+          </w:p>
+        </w:tc>
+      </w:tr>
     </w:tbl>
     <w:p>
       <w:r>
@@ -8767,7 +9175,7 @@
                 <w:sz w:val="19"/>
                 <w:szCs w:val="19"/>
               </w:rPr>
-              <w:t xml:space="preserve">Consumed by engine and written by Intelligrator; auditable.</w:t>
+              <w:t xml:space="preserve">Consumed by engine, written through the governed onboarding change; auditable and Git-versionable.</w:t>
             </w:r>
           </w:p>
         </w:tc>
@@ -9358,7 +9766,7 @@
           <w:sz w:val="21"/>
           <w:szCs w:val="21"/>
         </w:rPr>
-        <w:t xml:space="preserve">Enterprise IdP/SSO for operator access (later phase).</w:t>
+        <w:t xml:space="preserve">Enterprise IdP/SSO for operator access (to confirm).</w:t>
       </w:r>
     </w:p>
     <w:p>
@@ -9396,7 +9804,26 @@
           <w:sz w:val="21"/>
           <w:szCs w:val="21"/>
         </w:rPr>
-        <w:t xml:space="preserve">Intelligrator for governed config authoring.</w:t>
+        <w:t xml:space="preserve">Enterprise password/secrets manager (e.g. CyberArk) — MFT credential sourcing to validate (G-14).</w:t>
+      </w:r>
+    </w:p>
+    <w:p>
+      <w:pPr>
+        <w:pStyle w:val="ListParagraph"/>
+        <w:numPr>
+          <w:ilvl w:val="0"/>
+          <w:numId w:val="1"/>
+        </w:numPr>
+        <w:spacing w:after="60" w:line="268"/>
+      </w:pPr>
+      <w:r>
+        <w:rPr>
+          <w:rFonts w:ascii="Calibri" w:cs="Calibri" w:eastAsia="Calibri" w:hAnsi="Calibri"/>
+          <w:color w:val="12161C"/>
+          <w:sz w:val="21"/>
+          <w:szCs w:val="21"/>
+        </w:rPr>
+        <w:t xml:space="preserve">External DevOps/CI-CD tooling and AtomSphere API entitlements for config promotion (G-13).</w:t>
       </w:r>
     </w:p>
     <w:p>
@@ -10088,7 +10515,7 @@
                 <w:sz w:val="19"/>
                 <w:szCs w:val="19"/>
               </w:rPr>
-              <w:t xml:space="preserve">Does the Intelligrator wizard Submit require both connection tests to pass before enabling?</w:t>
+              <w:t xml:space="preserve">How will MFT configuration be promoted dev→test→prod without a native pipeline — what CI/CD approach (AtomSphere API + DevOps) and who owns it?</w:t>
             </w:r>
           </w:p>
         </w:tc>
@@ -10096,6 +10523,89 @@
           <w:tcPr>
             <w:tcW w:type="dxa" w:w="1726"/>
             <w:shd w:fill="FFFFFF" w:color="auto" w:val="clear"/>
+            <w:tcMar>
+              <w:top w:type="dxa" w:w="60"/>
+              <w:left w:type="dxa" w:w="90"/>
+              <w:bottom w:type="dxa" w:w="60"/>
+              <w:right w:type="dxa" w:w="90"/>
+            </w:tcMar>
+            <w:vAlign w:val="center"/>
+          </w:tcPr>
+          <w:p>
+            <w:pPr>
+              <w:spacing w:after="0" w:line="260"/>
+            </w:pPr>
+            <w:r>
+              <w:rPr>
+                <w:rFonts w:ascii="Calibri" w:cs="Calibri" w:eastAsia="Calibri" w:hAnsi="Calibri"/>
+                <w:color w:val="12161C"/>
+                <w:sz w:val="19"/>
+                <w:szCs w:val="19"/>
+              </w:rPr>
+              <w:t xml:space="preserve">TBC</w:t>
+            </w:r>
+          </w:p>
+        </w:tc>
+      </w:tr>
+      <w:tr>
+        <w:tc>
+          <w:tcPr>
+            <w:tcW w:type="dxa" w:w="900"/>
+            <w:shd w:fill="F4F7FB" w:color="auto" w:val="clear"/>
+            <w:tcMar>
+              <w:top w:type="dxa" w:w="60"/>
+              <w:left w:type="dxa" w:w="90"/>
+              <w:bottom w:type="dxa" w:w="60"/>
+              <w:right w:type="dxa" w:w="90"/>
+            </w:tcMar>
+            <w:vAlign w:val="center"/>
+          </w:tcPr>
+          <w:p>
+            <w:pPr>
+              <w:spacing w:after="0" w:line="260"/>
+            </w:pPr>
+            <w:r>
+              <w:rPr>
+                <w:rFonts w:ascii="Calibri" w:cs="Calibri" w:eastAsia="Calibri" w:hAnsi="Calibri"/>
+                <w:color w:val="12161C"/>
+                <w:sz w:val="19"/>
+                <w:szCs w:val="19"/>
+              </w:rPr>
+              <w:t xml:space="preserve">8</w:t>
+            </w:r>
+          </w:p>
+        </w:tc>
+        <w:tc>
+          <w:tcPr>
+            <w:tcW w:type="dxa" w:w="6400"/>
+            <w:shd w:fill="F4F7FB" w:color="auto" w:val="clear"/>
+            <w:tcMar>
+              <w:top w:type="dxa" w:w="60"/>
+              <w:left w:type="dxa" w:w="90"/>
+              <w:bottom w:type="dxa" w:w="60"/>
+              <w:right w:type="dxa" w:w="90"/>
+            </w:tcMar>
+            <w:vAlign w:val="center"/>
+          </w:tcPr>
+          <w:p>
+            <w:pPr>
+              <w:spacing w:after="0" w:line="260"/>
+            </w:pPr>
+            <w:r>
+              <w:rPr>
+                <w:rFonts w:ascii="Calibri" w:cs="Calibri" w:eastAsia="Calibri" w:hAnsi="Calibri"/>
+                <w:color w:val="12161C"/>
+                <w:sz w:val="19"/>
+                <w:szCs w:val="19"/>
+              </w:rPr>
+              <w:t xml:space="preserve">Can MFT endpoint/partner credentials be sourced from the enterprise password/secrets manager (e.g. CyberArk), or must they live in the MFT store — and is that acceptable to Security?</w:t>
+            </w:r>
+          </w:p>
+        </w:tc>
+        <w:tc>
+          <w:tcPr>
+            <w:tcW w:type="dxa" w:w="1726"/>
+            <w:shd w:fill="F4F7FB" w:color="auto" w:val="clear"/>
             <w:tcMar>
               <w:top w:type="dxa" w:w="60"/>
               <w:left w:type="dxa" w:w="90"/>

--- a/assets/boomi-mft-solution-design-document.docx
+++ b/assets/boomi-mft-solution-design-document.docx
@@ -1016,7 +1016,7 @@
                 <w:sz w:val="19"/>
                 <w:szCs w:val="19"/>
               </w:rPr>
-              <w:t xml:space="preserve">Legacy estate reference — WebMethods IS, ChRIS, ETMP, NPS, DES, HoD services</w:t>
+              <w:t xml:space="preserve">Estate reference — MDTP, SaaS systems (S4H, CF/MSD, Pega, CDS), HoD applications (AWS/Azure/Crown Hosting/Fujitsu); WebMethods (coexistence)</w:t>
             </w:r>
           </w:p>
         </w:tc>
@@ -1673,7 +1673,7 @@
           <w:sz w:val="21"/>
           <w:szCs w:val="21"/>
         </w:rPr>
-        <w:t xml:space="preserve">Integration with estate systems (ETMP, NPS, DES, ChRIS, HoD) and WebMethods coexistence.</w:t>
+        <w:t xml:space="preserve">Integration with MDTP, the SaaS systems (S4H, CF/MSD, Pega, CDS) and the HoD applications hosted across AWS, Azure, Crown Hosting and Fujitsu; WebMethods coexistence.</w:t>
       </w:r>
     </w:p>
     <w:p>
@@ -1871,7 +1871,7 @@
           <w:sz w:val="21"/>
           <w:szCs w:val="21"/>
         </w:rPr>
-        <w:t xml:space="preserve">HMRC's integration estate has historically moved files through a mix of WebMethods Integration Server flows, ChRIS, and bespoke scheduled SFTP scripts, point-to-point between systems of record such as ETMP, NPS and DES, and outward to other government departments, agents and financial institutions. This fragmentation produces inconsistent security controls, weak central audit, and a per-interface bespoke build cost that does not scale.</w:t>
+        <w:t xml:space="preserve">The estate moves files between external consumers/OGDs, the digital tax platform (MDTP) and the SaaS systems (S4H, CF/MSD, Pega, CDS), and the Heads-of-Duty (HoD) applications hosted across AWS, Azure, Crown Hosting and Fujitsu — historically through a mix of WebMethods Integration Server flows and bespoke scheduled SFTP scripts. This fragmentation produces inconsistent security controls, weak central audit, and a per-interface bespoke build cost that does not scale.</w:t>
       </w:r>
     </w:p>
     <w:p>
@@ -2048,7 +2048,7 @@
                 <w:sz w:val="19"/>
                 <w:szCs w:val="19"/>
               </w:rPr>
-              <w:t xml:space="preserve">System</w:t>
+              <w:t xml:space="preserve">System / host</w:t>
             </w:r>
           </w:p>
         </w:tc>
@@ -2106,7 +2106,7 @@
                 <w:sz w:val="19"/>
                 <w:szCs w:val="19"/>
               </w:rPr>
-              <w:t xml:space="preserve">WebMethods IS</w:t>
+              <w:t xml:space="preserve">MDTP</w:t>
             </w:r>
           </w:p>
         </w:tc>
@@ -2133,7 +2133,7 @@
                 <w:sz w:val="19"/>
                 <w:szCs w:val="19"/>
               </w:rPr>
-              <w:t xml:space="preserve">Incumbent broker/flows and drop-zones; source and target during coexistence; decommission target.</w:t>
+              <w:t xml:space="preserve">Digital tax platform; consumer/producer of managed file transfers.</w:t>
             </w:r>
           </w:p>
         </w:tc>
@@ -2162,7 +2162,7 @@
                 <w:sz w:val="19"/>
                 <w:szCs w:val="19"/>
               </w:rPr>
-              <w:t xml:space="preserve">ChRIS</w:t>
+              <w:t xml:space="preserve">SaaS systems (native iPaaS)</w:t>
             </w:r>
           </w:p>
         </w:tc>
@@ -2189,7 +2189,7 @@
                 <w:sz w:val="19"/>
                 <w:szCs w:val="19"/>
               </w:rPr>
-              <w:t xml:space="preserve">File-based exchange participant; consumer/producer of managed transfers.</w:t>
+              <w:t xml:space="preserve">Tax (S4H), CRM (CF/MSD), Workflow (Pega) and B&amp;T (CDS); exchange files via the iPaaS platform.</w:t>
             </w:r>
           </w:p>
         </w:tc>
@@ -2218,7 +2218,7 @@
                 <w:sz w:val="19"/>
                 <w:szCs w:val="19"/>
               </w:rPr>
-              <w:t xml:space="preserve">ETMP / NPS / DES</w:t>
+              <w:t xml:space="preserve">HoD applications</w:t>
             </w:r>
           </w:p>
         </w:tc>
@@ -2245,7 +2245,7 @@
                 <w:sz w:val="19"/>
                 <w:szCs w:val="19"/>
               </w:rPr>
-              <w:t xml:space="preserve">Systems of record; delivery/collection endpoints reached via Boomi connectors.</w:t>
+              <w:t xml:space="preserve">Heads-of-Duty applications hosted across AWS, Azure, Crown Hosting and Fujitsu; delivery/collection endpoints reached from the internal runtime.</w:t>
             </w:r>
           </w:p>
         </w:tc>
@@ -2274,7 +2274,7 @@
                 <w:sz w:val="19"/>
                 <w:szCs w:val="19"/>
               </w:rPr>
-              <w:t xml:space="preserve">HoD services</w:t>
+              <w:t xml:space="preserve">WebMethods IS</w:t>
             </w:r>
           </w:p>
         </w:tc>
@@ -2301,7 +2301,7 @@
                 <w:sz w:val="19"/>
                 <w:szCs w:val="19"/>
               </w:rPr>
-              <w:t xml:space="preserve">Head-of-Duty services participating in file-based flows.</w:t>
+              <w:t xml:space="preserve">Incumbent broker/flows and drop-zones; source and target during coexistence; decommission target.</w:t>
             </w:r>
           </w:p>
         </w:tc>
@@ -2330,7 +2330,7 @@
                 <w:sz w:val="19"/>
                 <w:szCs w:val="19"/>
               </w:rPr>
-              <w:t xml:space="preserve">External parties</w:t>
+              <w:t xml:space="preserve">External consumers / OGDs</w:t>
             </w:r>
           </w:p>
         </w:tc>
@@ -2357,7 +2357,7 @@
                 <w:sz w:val="19"/>
                 <w:szCs w:val="19"/>
               </w:rPr>
-              <w:t xml:space="preserve">OGDs, suppliers, agents and banks exchanging files over SFTP/FTPS/AS2.</w:t>
+              <w:t xml:space="preserve">Other government departments and 3rd-party consumers exchanging files over SFTP/FTPS/AS2.</w:t>
             </w:r>
           </w:p>
         </w:tc>
@@ -4409,7 +4409,7 @@
           <w:sz w:val="21"/>
           <w:szCs w:val="21"/>
         </w:rPr>
-        <w:t xml:space="preserve">The architecture is organised into five security zones plus a governance rail. The diagram below is the logical/deployment view; the editable source (draw.io) accompanies this document.</w:t>
+        <w:t xml:space="preserve">The architecture is aligned to the estate's logical view. Data moves from the external tier (cross-government consumers/OGDs, the digital tax platform MDTP, and the native-iPaaS SaaS systems) through the Boomi iPaaS Platform, across the external/internal trust boundary, into the Boomi internal runtime (the generic, config-driven MFT engine), and out to the Heads-of-Duty (HoD) applications hosted across AWS, Azure, Crown Hosting and Fujitsu. The diagram below is the logical/deployment view; the editable source (draw.io) accompanies this document.</w:t>
       </w:r>
     </w:p>
     <w:p>
@@ -4472,7 +4472,7 @@
           <w:sz w:val="18"/>
           <w:szCs w:val="18"/>
         </w:rPr>
-        <w:t xml:space="preserve">Figure 1 — MFT on Boomi: five-zone logical/deployment architecture</w:t>
+        <w:t xml:space="preserve">Figure 1 — MFT on Boomi: estate-aligned logical/deployment architecture</w:t>
       </w:r>
     </w:p>
     <w:p>
@@ -4489,7 +4489,7 @@
           <w:sz w:val="25"/>
           <w:szCs w:val="25"/>
         </w:rPr>
-        <w:t xml:space="preserve">7.1  Zones</w:t>
+        <w:t xml:space="preserve">7.1  Tiers</w:t>
       </w:r>
     </w:p>
     <w:tbl>
@@ -4505,8 +4505,8 @@
         </w:tblBorders>
       </w:tblPr>
       <w:tblGrid>
-        <w:gridCol w:w="2400"/>
-        <w:gridCol w:w="6626"/>
+        <w:gridCol w:w="2600"/>
+        <w:gridCol w:w="6426"/>
       </w:tblGrid>
       <w:tr>
         <w:trPr>
@@ -4514,7 +4514,7 @@
         </w:trPr>
         <w:tc>
           <w:tcPr>
-            <w:tcW w:type="dxa" w:w="2400"/>
+            <w:tcW w:type="dxa" w:w="2600"/>
             <w:shd w:fill="003D9E" w:color="auto" w:val="clear"/>
             <w:tcMar>
               <w:top w:type="dxa" w:w="60"/>
@@ -4537,13 +4537,13 @@
                 <w:sz w:val="19"/>
                 <w:szCs w:val="19"/>
               </w:rPr>
-              <w:t xml:space="preserve">Zone</w:t>
-            </w:r>
-          </w:p>
-        </w:tc>
-        <w:tc>
-          <w:tcPr>
-            <w:tcW w:type="dxa" w:w="6626"/>
+              <w:t xml:space="preserve">Tier</w:t>
+            </w:r>
+          </w:p>
+        </w:tc>
+        <w:tc>
+          <w:tcPr>
+            <w:tcW w:type="dxa" w:w="6426"/>
             <w:shd w:fill="003D9E" w:color="auto" w:val="clear"/>
             <w:tcMar>
               <w:top w:type="dxa" w:w="60"/>
@@ -4574,55 +4574,55 @@
       <w:tr>
         <w:tc>
           <w:tcPr>
-            <w:tcW w:type="dxa" w:w="2400"/>
-            <w:shd w:fill="FFFFFF" w:color="auto" w:val="clear"/>
-            <w:tcMar>
-              <w:top w:type="dxa" w:w="60"/>
-              <w:left w:type="dxa" w:w="90"/>
-              <w:bottom w:type="dxa" w:w="60"/>
-              <w:right w:type="dxa" w:w="90"/>
-            </w:tcMar>
-            <w:vAlign w:val="center"/>
-          </w:tcPr>
-          <w:p>
-            <w:pPr>
-              <w:spacing w:after="0" w:line="260"/>
-            </w:pPr>
-            <w:r>
-              <w:rPr>
-                <w:rFonts w:ascii="Calibri" w:cs="Calibri" w:eastAsia="Calibri" w:hAnsi="Calibri"/>
-                <w:color w:val="12161C"/>
-                <w:sz w:val="19"/>
-                <w:szCs w:val="19"/>
-              </w:rPr>
-              <w:t xml:space="preserve">1 — Trading partners</w:t>
-            </w:r>
-          </w:p>
-        </w:tc>
-        <w:tc>
-          <w:tcPr>
-            <w:tcW w:type="dxa" w:w="6626"/>
-            <w:shd w:fill="FFFFFF" w:color="auto" w:val="clear"/>
-            <w:tcMar>
-              <w:top w:type="dxa" w:w="60"/>
-              <w:left w:type="dxa" w:w="90"/>
-              <w:bottom w:type="dxa" w:w="60"/>
-              <w:right w:type="dxa" w:w="90"/>
-            </w:tcMar>
-            <w:vAlign w:val="center"/>
-          </w:tcPr>
-          <w:p>
-            <w:pPr>
-              <w:spacing w:after="0" w:line="260"/>
-            </w:pPr>
-            <w:r>
-              <w:rPr>
-                <w:rFonts w:ascii="Calibri" w:cs="Calibri" w:eastAsia="Calibri" w:hAnsi="Calibri"/>
-                <w:color w:val="12161C"/>
-                <w:sz w:val="19"/>
-                <w:szCs w:val="19"/>
-              </w:rPr>
-              <w:t xml:space="preserve">OGDs, suppliers, agents, banks and partner SFTP servers. Untrusted; internet-facing.</w:t>
+            <w:tcW w:type="dxa" w:w="2600"/>
+            <w:shd w:fill="FFFFFF" w:color="auto" w:val="clear"/>
+            <w:tcMar>
+              <w:top w:type="dxa" w:w="60"/>
+              <w:left w:type="dxa" w:w="90"/>
+              <w:bottom w:type="dxa" w:w="60"/>
+              <w:right w:type="dxa" w:w="90"/>
+            </w:tcMar>
+            <w:vAlign w:val="center"/>
+          </w:tcPr>
+          <w:p>
+            <w:pPr>
+              <w:spacing w:after="0" w:line="260"/>
+            </w:pPr>
+            <w:r>
+              <w:rPr>
+                <w:rFonts w:ascii="Calibri" w:cs="Calibri" w:eastAsia="Calibri" w:hAnsi="Calibri"/>
+                <w:color w:val="12161C"/>
+                <w:sz w:val="19"/>
+                <w:szCs w:val="19"/>
+              </w:rPr>
+              <w:t xml:space="preserve">External estate</w:t>
+            </w:r>
+          </w:p>
+        </w:tc>
+        <w:tc>
+          <w:tcPr>
+            <w:tcW w:type="dxa" w:w="6426"/>
+            <w:shd w:fill="FFFFFF" w:color="auto" w:val="clear"/>
+            <w:tcMar>
+              <w:top w:type="dxa" w:w="60"/>
+              <w:left w:type="dxa" w:w="90"/>
+              <w:bottom w:type="dxa" w:w="60"/>
+              <w:right w:type="dxa" w:w="90"/>
+            </w:tcMar>
+            <w:vAlign w:val="center"/>
+          </w:tcPr>
+          <w:p>
+            <w:pPr>
+              <w:spacing w:after="0" w:line="260"/>
+            </w:pPr>
+            <w:r>
+              <w:rPr>
+                <w:rFonts w:ascii="Calibri" w:cs="Calibri" w:eastAsia="Calibri" w:hAnsi="Calibri"/>
+                <w:color w:val="12161C"/>
+                <w:sz w:val="19"/>
+                <w:szCs w:val="19"/>
+              </w:rPr>
+              <w:t xml:space="preserve">Cross-government consumers and OGDs (3rd-party consumers), the digital tax platform (MDTP), and the SaaS systems that run on native iPaaS: Tax (S4H), CRM (CF/MSD), Workflow (Pega) and B&amp;T (CDS). Untrusted / edge-facing.</w:t>
             </w:r>
           </w:p>
         </w:tc>
@@ -4630,55 +4630,55 @@
       <w:tr>
         <w:tc>
           <w:tcPr>
-            <w:tcW w:type="dxa" w:w="2400"/>
-            <w:shd w:fill="F4F7FB" w:color="auto" w:val="clear"/>
-            <w:tcMar>
-              <w:top w:type="dxa" w:w="60"/>
-              <w:left w:type="dxa" w:w="90"/>
-              <w:bottom w:type="dxa" w:w="60"/>
-              <w:right w:type="dxa" w:w="90"/>
-            </w:tcMar>
-            <w:vAlign w:val="center"/>
-          </w:tcPr>
-          <w:p>
-            <w:pPr>
-              <w:spacing w:after="0" w:line="260"/>
-            </w:pPr>
-            <w:r>
-              <w:rPr>
-                <w:rFonts w:ascii="Calibri" w:cs="Calibri" w:eastAsia="Calibri" w:hAnsi="Calibri"/>
-                <w:color w:val="12161C"/>
-                <w:sz w:val="19"/>
-                <w:szCs w:val="19"/>
-              </w:rPr>
-              <w:t xml:space="preserve">2 — Edge / DMZ</w:t>
-            </w:r>
-          </w:p>
-        </w:tc>
-        <w:tc>
-          <w:tcPr>
-            <w:tcW w:type="dxa" w:w="6626"/>
-            <w:shd w:fill="F4F7FB" w:color="auto" w:val="clear"/>
-            <w:tcMar>
-              <w:top w:type="dxa" w:w="60"/>
-              <w:left w:type="dxa" w:w="90"/>
-              <w:bottom w:type="dxa" w:w="60"/>
-              <w:right w:type="dxa" w:w="90"/>
-            </w:tcMar>
-            <w:vAlign w:val="center"/>
-          </w:tcPr>
-          <w:p>
-            <w:pPr>
-              <w:spacing w:after="0" w:line="260"/>
-            </w:pPr>
-            <w:r>
-              <w:rPr>
-                <w:rFonts w:ascii="Calibri" w:cs="Calibri" w:eastAsia="Calibri" w:hAnsi="Calibri"/>
-                <w:color w:val="12161C"/>
-                <w:sz w:val="19"/>
-                <w:szCs w:val="19"/>
-              </w:rPr>
-              <w:t xml:space="preserve">Load balancer/WAF and Boomi MFT cloud components (protocol listeners, partner endpoints). Protocol termination; no persistent payload storage.</w:t>
+            <w:tcW w:type="dxa" w:w="2600"/>
+            <w:shd w:fill="F4F7FB" w:color="auto" w:val="clear"/>
+            <w:tcMar>
+              <w:top w:type="dxa" w:w="60"/>
+              <w:left w:type="dxa" w:w="90"/>
+              <w:bottom w:type="dxa" w:w="60"/>
+              <w:right w:type="dxa" w:w="90"/>
+            </w:tcMar>
+            <w:vAlign w:val="center"/>
+          </w:tcPr>
+          <w:p>
+            <w:pPr>
+              <w:spacing w:after="0" w:line="260"/>
+            </w:pPr>
+            <w:r>
+              <w:rPr>
+                <w:rFonts w:ascii="Calibri" w:cs="Calibri" w:eastAsia="Calibri" w:hAnsi="Calibri"/>
+                <w:color w:val="12161C"/>
+                <w:sz w:val="19"/>
+                <w:szCs w:val="19"/>
+              </w:rPr>
+              <w:t xml:space="preserve">Boomi iPaaS Platform</w:t>
+            </w:r>
+          </w:p>
+        </w:tc>
+        <w:tc>
+          <w:tcPr>
+            <w:tcW w:type="dxa" w:w="6426"/>
+            <w:shd w:fill="F4F7FB" w:color="auto" w:val="clear"/>
+            <w:tcMar>
+              <w:top w:type="dxa" w:w="60"/>
+              <w:left w:type="dxa" w:w="90"/>
+              <w:bottom w:type="dxa" w:w="60"/>
+              <w:right w:type="dxa" w:w="90"/>
+            </w:tcMar>
+            <w:vAlign w:val="center"/>
+          </w:tcPr>
+          <w:p>
+            <w:pPr>
+              <w:spacing w:after="0" w:line="260"/>
+            </w:pPr>
+            <w:r>
+              <w:rPr>
+                <w:rFonts w:ascii="Calibri" w:cs="Calibri" w:eastAsia="Calibri" w:hAnsi="Calibri"/>
+                <w:color w:val="12161C"/>
+                <w:sz w:val="19"/>
+                <w:szCs w:val="19"/>
+              </w:rPr>
+              <w:t xml:space="preserve">External-facing runtime / control plane: MFT cloud components (SFTP/FTPS/AS2 listeners, trading-partner endpoints), managed landing zones, tracking/audit, scheduling, key &amp; certificate store, observability (OTel) and RBAC. Confirm UK region for OFFICIAL.</w:t>
             </w:r>
           </w:p>
         </w:tc>
@@ -4686,55 +4686,55 @@
       <w:tr>
         <w:tc>
           <w:tcPr>
-            <w:tcW w:type="dxa" w:w="2400"/>
-            <w:shd w:fill="FFFFFF" w:color="auto" w:val="clear"/>
-            <w:tcMar>
-              <w:top w:type="dxa" w:w="60"/>
-              <w:left w:type="dxa" w:w="90"/>
-              <w:bottom w:type="dxa" w:w="60"/>
-              <w:right w:type="dxa" w:w="90"/>
-            </w:tcMar>
-            <w:vAlign w:val="center"/>
-          </w:tcPr>
-          <w:p>
-            <w:pPr>
-              <w:spacing w:after="0" w:line="260"/>
-            </w:pPr>
-            <w:r>
-              <w:rPr>
-                <w:rFonts w:ascii="Calibri" w:cs="Calibri" w:eastAsia="Calibri" w:hAnsi="Calibri"/>
-                <w:color w:val="12161C"/>
-                <w:sz w:val="19"/>
-                <w:szCs w:val="19"/>
-              </w:rPr>
-              <w:t xml:space="preserve">3 — Boomi control plane (SaaS)</w:t>
-            </w:r>
-          </w:p>
-        </w:tc>
-        <w:tc>
-          <w:tcPr>
-            <w:tcW w:type="dxa" w:w="6626"/>
-            <w:shd w:fill="FFFFFF" w:color="auto" w:val="clear"/>
-            <w:tcMar>
-              <w:top w:type="dxa" w:w="60"/>
-              <w:left w:type="dxa" w:w="90"/>
-              <w:bottom w:type="dxa" w:w="60"/>
-              <w:right w:type="dxa" w:w="90"/>
-            </w:tcMar>
-            <w:vAlign w:val="center"/>
-          </w:tcPr>
-          <w:p>
-            <w:pPr>
-              <w:spacing w:after="0" w:line="260"/>
-            </w:pPr>
-            <w:r>
-              <w:rPr>
-                <w:rFonts w:ascii="Calibri" w:cs="Calibri" w:eastAsia="Calibri" w:hAnsi="Calibri"/>
-                <w:color w:val="12161C"/>
-                <w:sz w:val="19"/>
-                <w:szCs w:val="19"/>
-              </w:rPr>
-              <w:t xml:space="preserve">MFT management (Orgs/Endpoints/Flows), tracking/audit, scheduling, key &amp; certificate store, observability, RBAC. Confirm UK region for OFFICIAL.</w:t>
+            <w:tcW w:type="dxa" w:w="2600"/>
+            <w:shd w:fill="FFFFFF" w:color="auto" w:val="clear"/>
+            <w:tcMar>
+              <w:top w:type="dxa" w:w="60"/>
+              <w:left w:type="dxa" w:w="90"/>
+              <w:bottom w:type="dxa" w:w="60"/>
+              <w:right w:type="dxa" w:w="90"/>
+            </w:tcMar>
+            <w:vAlign w:val="center"/>
+          </w:tcPr>
+          <w:p>
+            <w:pPr>
+              <w:spacing w:after="0" w:line="260"/>
+            </w:pPr>
+            <w:r>
+              <w:rPr>
+                <w:rFonts w:ascii="Calibri" w:cs="Calibri" w:eastAsia="Calibri" w:hAnsi="Calibri"/>
+                <w:color w:val="12161C"/>
+                <w:sz w:val="19"/>
+                <w:szCs w:val="19"/>
+              </w:rPr>
+              <w:t xml:space="preserve">Trust boundary</w:t>
+            </w:r>
+          </w:p>
+        </w:tc>
+        <w:tc>
+          <w:tcPr>
+            <w:tcW w:type="dxa" w:w="6426"/>
+            <w:shd w:fill="FFFFFF" w:color="auto" w:val="clear"/>
+            <w:tcMar>
+              <w:top w:type="dxa" w:w="60"/>
+              <w:left w:type="dxa" w:w="90"/>
+              <w:bottom w:type="dxa" w:w="60"/>
+              <w:right w:type="dxa" w:w="90"/>
+            </w:tcMar>
+            <w:vAlign w:val="center"/>
+          </w:tcPr>
+          <w:p>
+            <w:pPr>
+              <w:spacing w:after="0" w:line="260"/>
+            </w:pPr>
+            <w:r>
+              <w:rPr>
+                <w:rFonts w:ascii="Calibri" w:cs="Calibri" w:eastAsia="Calibri" w:hAnsi="Calibri"/>
+                <w:color w:val="12161C"/>
+                <w:sz w:val="19"/>
+                <w:szCs w:val="19"/>
+              </w:rPr>
+              <w:t xml:space="preserve">The external/internal separation. Payloads are kept within the trusted boundary; only control/tracking metadata surfaces to the platform.</w:t>
             </w:r>
           </w:p>
         </w:tc>
@@ -4742,55 +4742,55 @@
       <w:tr>
         <w:tc>
           <w:tcPr>
-            <w:tcW w:type="dxa" w:w="2400"/>
-            <w:shd w:fill="F4F7FB" w:color="auto" w:val="clear"/>
-            <w:tcMar>
-              <w:top w:type="dxa" w:w="60"/>
-              <w:left w:type="dxa" w:w="90"/>
-              <w:bottom w:type="dxa" w:w="60"/>
-              <w:right w:type="dxa" w:w="90"/>
-            </w:tcMar>
-            <w:vAlign w:val="center"/>
-          </w:tcPr>
-          <w:p>
-            <w:pPr>
-              <w:spacing w:after="0" w:line="260"/>
-            </w:pPr>
-            <w:r>
-              <w:rPr>
-                <w:rFonts w:ascii="Calibri" w:cs="Calibri" w:eastAsia="Calibri" w:hAnsi="Calibri"/>
-                <w:color w:val="12161C"/>
-                <w:sz w:val="19"/>
-                <w:szCs w:val="19"/>
-              </w:rPr>
-              <w:t xml:space="preserve">4 — Runtime (trusted)</w:t>
-            </w:r>
-          </w:p>
-        </w:tc>
-        <w:tc>
-          <w:tcPr>
-            <w:tcW w:type="dxa" w:w="6626"/>
-            <w:shd w:fill="F4F7FB" w:color="auto" w:val="clear"/>
-            <w:tcMar>
-              <w:top w:type="dxa" w:w="60"/>
-              <w:left w:type="dxa" w:w="90"/>
-              <w:bottom w:type="dxa" w:w="60"/>
-              <w:right w:type="dxa" w:w="90"/>
-            </w:tcMar>
-            <w:vAlign w:val="center"/>
-          </w:tcPr>
-          <w:p>
-            <w:pPr>
-              <w:spacing w:after="0" w:line="260"/>
-            </w:pPr>
-            <w:r>
-              <w:rPr>
-                <w:rFonts w:ascii="Calibri" w:cs="Calibri" w:eastAsia="Calibri" w:hAnsi="Calibri"/>
-                <w:color w:val="12161C"/>
-                <w:sz w:val="19"/>
-                <w:szCs w:val="19"/>
-              </w:rPr>
-              <w:t xml:space="preserve">Customer-managed MFT runtimes (on-prem/hybrid), Molecule HA cluster, the generic MFT engine process, the MFT Connector, and the config/routing DB. Payload stays in boundary.</w:t>
+            <w:tcW w:type="dxa" w:w="2600"/>
+            <w:shd w:fill="F4F7FB" w:color="auto" w:val="clear"/>
+            <w:tcMar>
+              <w:top w:type="dxa" w:w="60"/>
+              <w:left w:type="dxa" w:w="90"/>
+              <w:bottom w:type="dxa" w:w="60"/>
+              <w:right w:type="dxa" w:w="90"/>
+            </w:tcMar>
+            <w:vAlign w:val="center"/>
+          </w:tcPr>
+          <w:p>
+            <w:pPr>
+              <w:spacing w:after="0" w:line="260"/>
+            </w:pPr>
+            <w:r>
+              <w:rPr>
+                <w:rFonts w:ascii="Calibri" w:cs="Calibri" w:eastAsia="Calibri" w:hAnsi="Calibri"/>
+                <w:color w:val="12161C"/>
+                <w:sz w:val="19"/>
+                <w:szCs w:val="19"/>
+              </w:rPr>
+              <w:t xml:space="preserve">Boomi internal runtime</w:t>
+            </w:r>
+          </w:p>
+        </w:tc>
+        <w:tc>
+          <w:tcPr>
+            <w:tcW w:type="dxa" w:w="6426"/>
+            <w:shd w:fill="F4F7FB" w:color="auto" w:val="clear"/>
+            <w:tcMar>
+              <w:top w:type="dxa" w:w="60"/>
+              <w:left w:type="dxa" w:w="90"/>
+              <w:bottom w:type="dxa" w:w="60"/>
+              <w:right w:type="dxa" w:w="90"/>
+            </w:tcMar>
+            <w:vAlign w:val="center"/>
+          </w:tcPr>
+          <w:p>
+            <w:pPr>
+              <w:spacing w:after="0" w:line="260"/>
+            </w:pPr>
+            <w:r>
+              <w:rPr>
+                <w:rFonts w:ascii="Calibri" w:cs="Calibri" w:eastAsia="Calibri" w:hAnsi="Calibri"/>
+                <w:color w:val="12161C"/>
+                <w:sz w:val="19"/>
+                <w:szCs w:val="19"/>
+              </w:rPr>
+              <w:t xml:space="preserve">Customer-managed runtime in the trusted zone: the generic, config-driven MFT engine, Molecule HA cluster, the MFT Connector, and the config/routing DB.</w:t>
             </w:r>
           </w:p>
         </w:tc>
@@ -4798,55 +4798,55 @@
       <w:tr>
         <w:tc>
           <w:tcPr>
-            <w:tcW w:type="dxa" w:w="2400"/>
-            <w:shd w:fill="FFFFFF" w:color="auto" w:val="clear"/>
-            <w:tcMar>
-              <w:top w:type="dxa" w:w="60"/>
-              <w:left w:type="dxa" w:w="90"/>
-              <w:bottom w:type="dxa" w:w="60"/>
-              <w:right w:type="dxa" w:w="90"/>
-            </w:tcMar>
-            <w:vAlign w:val="center"/>
-          </w:tcPr>
-          <w:p>
-            <w:pPr>
-              <w:spacing w:after="0" w:line="260"/>
-            </w:pPr>
-            <w:r>
-              <w:rPr>
-                <w:rFonts w:ascii="Calibri" w:cs="Calibri" w:eastAsia="Calibri" w:hAnsi="Calibri"/>
-                <w:color w:val="12161C"/>
-                <w:sz w:val="19"/>
-                <w:szCs w:val="19"/>
-              </w:rPr>
-              <w:t xml:space="preserve">5 — Data zone</w:t>
-            </w:r>
-          </w:p>
-        </w:tc>
-        <w:tc>
-          <w:tcPr>
-            <w:tcW w:type="dxa" w:w="6626"/>
-            <w:shd w:fill="FFFFFF" w:color="auto" w:val="clear"/>
-            <w:tcMar>
-              <w:top w:type="dxa" w:w="60"/>
-              <w:left w:type="dxa" w:w="90"/>
-              <w:bottom w:type="dxa" w:w="60"/>
-              <w:right w:type="dxa" w:w="90"/>
-            </w:tcMar>
-            <w:vAlign w:val="center"/>
-          </w:tcPr>
-          <w:p>
-            <w:pPr>
-              <w:spacing w:after="0" w:line="260"/>
-            </w:pPr>
-            <w:r>
-              <w:rPr>
-                <w:rFonts w:ascii="Calibri" w:cs="Calibri" w:eastAsia="Calibri" w:hAnsi="Calibri"/>
-                <w:color w:val="12161C"/>
-                <w:sz w:val="19"/>
-                <w:szCs w:val="19"/>
-              </w:rPr>
-              <w:t xml:space="preserve">Systems of record (ETMP, NPS, DES, ChRIS, HoD) and WebMethods during coexistence.</w:t>
+            <w:tcW w:type="dxa" w:w="2600"/>
+            <w:shd w:fill="FFFFFF" w:color="auto" w:val="clear"/>
+            <w:tcMar>
+              <w:top w:type="dxa" w:w="60"/>
+              <w:left w:type="dxa" w:w="90"/>
+              <w:bottom w:type="dxa" w:w="60"/>
+              <w:right w:type="dxa" w:w="90"/>
+            </w:tcMar>
+            <w:vAlign w:val="center"/>
+          </w:tcPr>
+          <w:p>
+            <w:pPr>
+              <w:spacing w:after="0" w:line="260"/>
+            </w:pPr>
+            <w:r>
+              <w:rPr>
+                <w:rFonts w:ascii="Calibri" w:cs="Calibri" w:eastAsia="Calibri" w:hAnsi="Calibri"/>
+                <w:color w:val="12161C"/>
+                <w:sz w:val="19"/>
+                <w:szCs w:val="19"/>
+              </w:rPr>
+              <w:t xml:space="preserve">Internal hosted estate</w:t>
+            </w:r>
+          </w:p>
+        </w:tc>
+        <w:tc>
+          <w:tcPr>
+            <w:tcW w:type="dxa" w:w="6426"/>
+            <w:shd w:fill="FFFFFF" w:color="auto" w:val="clear"/>
+            <w:tcMar>
+              <w:top w:type="dxa" w:w="60"/>
+              <w:left w:type="dxa" w:w="90"/>
+              <w:bottom w:type="dxa" w:w="60"/>
+              <w:right w:type="dxa" w:w="90"/>
+            </w:tcMar>
+            <w:vAlign w:val="center"/>
+          </w:tcPr>
+          <w:p>
+            <w:pPr>
+              <w:spacing w:after="0" w:line="260"/>
+            </w:pPr>
+            <w:r>
+              <w:rPr>
+                <w:rFonts w:ascii="Calibri" w:cs="Calibri" w:eastAsia="Calibri" w:hAnsi="Calibri"/>
+                <w:color w:val="12161C"/>
+                <w:sz w:val="19"/>
+                <w:szCs w:val="19"/>
+              </w:rPr>
+              <w:t xml:space="preserve">HoD applications hosted across AWS, Azure, Crown Hosting and Fujitsu, plus WebMethods during coexistence.</w:t>
             </w:r>
           </w:p>
         </w:tc>
@@ -5208,7 +5208,7 @@
           <w:sz w:val="25"/>
           <w:szCs w:val="25"/>
         </w:rPr>
-        <w:t xml:space="preserve">8.1  Connectivity to systems of record</w:t>
+        <w:t xml:space="preserve">8.1  Connectivity to estate systems</w:t>
       </w:r>
     </w:p>
     <w:p>
@@ -5222,7 +5222,7 @@
           <w:sz w:val="21"/>
           <w:szCs w:val="21"/>
         </w:rPr>
-        <w:t xml:space="preserve">The generic engine reaches ETMP, NPS, DES, ChRIS and HoD services through Boomi connectors (SFTP, database, JMS/queue, HTTP) from the trusted runtime zone. Payloads remain within the boundary; only control/tracking metadata surfaces to the control plane.</w:t>
+        <w:t xml:space="preserve">The Boomi internal runtime reaches the HoD applications (hosted across AWS, Azure, Crown Hosting and Fujitsu) and integrates with MDTP and the SaaS systems (S4H, CF/MSD, Pega, CDS) through Boomi connectors (SFTP, database, JMS/queue, HTTP) from the trusted zone. Payloads remain within the boundary; only control/tracking metadata surfaces to the iPaaS platform.</w:t>
       </w:r>
     </w:p>
     <w:p>

--- a/assets/boomi-mft-solution-design-document.docx
+++ b/assets/boomi-mft-solution-design-document.docx
@@ -4420,7 +4420,7 @@
       <w:r>
         <w:drawing>
           <wp:inline distT="0" distB="0" distL="0" distR="0">
-            <wp:extent cx="6096000" cy="4219575"/>
+            <wp:extent cx="6286500" cy="4714875"/>
             <wp:effectExtent t="0" r="0" b="0" l="0"/>
             <wp:docPr id="1" name="" descr="" title=""/>
             <wp:cNvGraphicFramePr>
@@ -4445,7 +4445,7 @@
                   <pic:spPr bwMode="auto">
                     <a:xfrm>
                       <a:off x="0" y="0"/>
-                      <a:ext cx="6096000" cy="4219575"/>
+                      <a:ext cx="6286500" cy="4714875"/>
                     </a:xfrm>
                     <a:prstGeom prst="rect">
                       <a:avLst/>
@@ -5172,6 +5172,226 @@
         <w:t xml:space="preserve">SSH keys, PGP keypairs and TLS certificates are held in the platform key/certificate store and referenced by configuration. Custody, rotation and integration with an enterprise HSM/KMS are to be confirmed as a security dependency (Section 14).</w:t>
       </w:r>
     </w:p>
+    <w:p>
+      <w:pPr>
+        <w:pStyle w:val="Heading2"/>
+        <w:spacing w:after="100" w:before="200"/>
+      </w:pPr>
+      <w:r>
+        <w:rPr>
+          <w:rFonts w:ascii="Calibri" w:cs="Calibri" w:eastAsia="Calibri" w:hAnsi="Calibri"/>
+          <w:b/>
+          <w:bCs/>
+          <w:color w:val="12161C"/>
+          <w:sz w:val="25"/>
+          <w:szCs w:val="25"/>
+        </w:rPr>
+        <w:t xml:space="preserve">7.5  Integrating MFT with the Integration Platform</w:t>
+      </w:r>
+    </w:p>
+    <w:p>
+      <w:pPr>
+        <w:spacing w:after="120" w:before="0" w:line="276"/>
+      </w:pPr>
+      <w:r>
+        <w:rPr>
+          <w:rFonts w:ascii="Calibri" w:cs="Calibri" w:eastAsia="Calibri" w:hAnsi="Calibri"/>
+          <w:color w:val="12161C"/>
+          <w:sz w:val="21"/>
+          <w:szCs w:val="21"/>
+        </w:rPr>
+        <w:t xml:space="preserve">MFT is not a silo: it runs inside the same Boomi platform as the Integration and API-management capabilities, and is driven by them. The two are wired together by the Boomi MFT Connector, which lets an integration process invoke MFT file-transfer flows. This means a file transfer can be triggered and orchestrated by business logic (an event or schedule), while MFT itself moves the bytes over SFTP/FTPS and records the audit trail — one platform, one governance model, one audit history.</w:t>
+      </w:r>
+    </w:p>
+    <w:p>
+      <w:pPr>
+        <w:spacing w:after="40" w:before="60"/>
+        <w:jc w:val="center"/>
+      </w:pPr>
+      <w:r>
+        <w:drawing>
+          <wp:inline distT="0" distB="0" distL="0" distR="0">
+            <wp:extent cx="6286500" cy="4057650"/>
+            <wp:effectExtent t="0" r="0" b="0" l="0"/>
+            <wp:docPr id="1" name="" descr="" title=""/>
+            <wp:cNvGraphicFramePr>
+              <a:graphicFrameLocks xmlns:a="http://schemas.openxmlformats.org/drawingml/2006/main" noChangeAspect="1"/>
+            </wp:cNvGraphicFramePr>
+            <a:graphic xmlns:a="http://schemas.openxmlformats.org/drawingml/2006/main">
+              <a:graphicData uri="http://schemas.openxmlformats.org/drawingml/2006/picture">
+                <pic:pic xmlns:pic="http://schemas.openxmlformats.org/drawingml/2006/picture">
+                  <pic:nvPicPr>
+                    <pic:cNvPr id="0" name="" descr=""/>
+                    <pic:cNvPicPr>
+                      <a:picLocks noChangeAspect="1" noChangeArrowheads="1"/>
+                    </pic:cNvPicPr>
+                  </pic:nvPicPr>
+                  <pic:blipFill>
+                    <a:blip r:embed="rId10" cstate="none"/>
+                    <a:srcRect/>
+                    <a:stretch>
+                      <a:fillRect/>
+                    </a:stretch>
+                  </pic:blipFill>
+                  <pic:spPr bwMode="auto">
+                    <a:xfrm>
+                      <a:off x="0" y="0"/>
+                      <a:ext cx="6286500" cy="4057650"/>
+                    </a:xfrm>
+                    <a:prstGeom prst="rect">
+                      <a:avLst/>
+                    </a:prstGeom>
+                  </pic:spPr>
+                </pic:pic>
+              </a:graphicData>
+            </a:graphic>
+          </wp:inline>
+        </w:drawing>
+      </w:r>
+    </w:p>
+    <w:p>
+      <w:pPr>
+        <w:spacing w:after="160"/>
+        <w:jc w:val="center"/>
+      </w:pPr>
+      <w:r>
+        <w:rPr>
+          <w:rFonts w:ascii="Calibri" w:cs="Calibri" w:eastAsia="Calibri" w:hAnsi="Calibri"/>
+          <w:i/>
+          <w:iCs/>
+          <w:color w:val="5A6472"/>
+          <w:sz w:val="18"/>
+          <w:szCs w:val="18"/>
+        </w:rPr>
+        <w:t xml:space="preserve">Figure 2 — MFT ↔ Integration Platform: the Boomi MFT Connector (event-driven transfer, control &amp; data channels)</w:t>
+      </w:r>
+    </w:p>
+    <w:p>
+      <w:pPr>
+        <w:spacing w:after="120" w:before="0" w:line="276"/>
+      </w:pPr>
+      <w:r>
+        <w:rPr>
+          <w:rFonts w:ascii="Calibri" w:cs="Calibri" w:eastAsia="Calibri" w:hAnsi="Calibri"/>
+          <w:color w:val="12161C"/>
+          <w:sz w:val="21"/>
+          <w:szCs w:val="21"/>
+        </w:rPr>
+        <w:t xml:space="preserve">The integration works across two distinct channels, which the design keeps separate:</w:t>
+      </w:r>
+    </w:p>
+    <w:p>
+      <w:pPr>
+        <w:pStyle w:val="ListParagraph"/>
+        <w:numPr>
+          <w:ilvl w:val="0"/>
+          <w:numId w:val="1"/>
+        </w:numPr>
+        <w:spacing w:after="60" w:line="268"/>
+      </w:pPr>
+      <w:r>
+        <w:rPr>
+          <w:rFonts w:ascii="Calibri" w:cs="Calibri" w:eastAsia="Calibri" w:hAnsi="Calibri"/>
+          <w:color w:val="12161C"/>
+          <w:sz w:val="21"/>
+          <w:szCs w:val="21"/>
+        </w:rPr>
+        <w:t xml:space="preserve">Control channel — an event trigger or schedule in an integration process starts the transfer, and MFT exposes APIs the platform uses for status and reporting. This is the “orchestration &amp; reporting” path, carried over REST.</w:t>
+      </w:r>
+    </w:p>
+    <w:p>
+      <w:pPr>
+        <w:pStyle w:val="ListParagraph"/>
+        <w:numPr>
+          <w:ilvl w:val="0"/>
+          <w:numId w:val="1"/>
+        </w:numPr>
+        <w:spacing w:after="60" w:line="268"/>
+      </w:pPr>
+      <w:r>
+        <w:rPr>
+          <w:rFonts w:ascii="Calibri" w:cs="Calibri" w:eastAsia="Calibri" w:hAnsi="Calibri"/>
+          <w:color w:val="12161C"/>
+          <w:sz w:val="21"/>
+          <w:szCs w:val="21"/>
+        </w:rPr>
+        <w:t xml:space="preserve">Data channels — MFT performs the actual file movement over SFTP/FTPS/AS2 to and from partner servers and cloud storage (source and target data channels), and can exchange files directly with internal file repositories (direct file exchange).</w:t>
+      </w:r>
+    </w:p>
+    <w:p>
+      <w:pPr>
+        <w:spacing w:after="120" w:before="0" w:line="276"/>
+      </w:pPr>
+      <w:r>
+        <w:rPr>
+          <w:rFonts w:ascii="Calibri" w:cs="Calibri" w:eastAsia="Calibri" w:hAnsi="Calibri"/>
+          <w:color w:val="12161C"/>
+          <w:sz w:val="21"/>
+          <w:szCs w:val="21"/>
+        </w:rPr>
+        <w:t xml:space="preserve">The same API-management layer (Cloud API Management, and the external/internal API gateways) can front the MFT and integration APIs, so consumers and internal HoD applications reach them through governed, secured gateways rather than point-to-point. Two flow types are distinguished throughout the architecture: API executions (the runtime request/transfer path) and configurations/deployments (the control path by which the API Control Plane, Developer Portal, Integration Flow Designer and CAM push definitions to the runtimes).</w:t>
+      </w:r>
+    </w:p>
+    <w:tbl>
+      <w:tblPr>
+        <w:tblW w:type="dxa" w:w="9026"/>
+        <w:tblBorders>
+          <w:top w:val="none"/>
+          <w:left w:val="single" w:color="B3261E" w:sz="18"/>
+          <w:bottom w:val="none"/>
+          <w:right w:val="none"/>
+          <w:insideH w:val="none"/>
+          <w:insideV w:val="none"/>
+        </w:tblBorders>
+      </w:tblPr>
+      <w:tblGrid>
+        <w:gridCol w:w="9026"/>
+      </w:tblGrid>
+      <w:tr>
+        <w:tc>
+          <w:tcPr>
+            <w:tcW w:type="dxa" w:w="9026"/>
+            <w:shd w:fill="FDECEA" w:color="auto" w:val="clear"/>
+            <w:tcMar>
+              <w:top w:type="dxa" w:w="100"/>
+              <w:left w:type="dxa" w:w="160"/>
+              <w:bottom w:type="dxa" w:w="100"/>
+              <w:right w:type="dxa" w:w="140"/>
+            </w:tcMar>
+          </w:tcPr>
+          <w:p>
+            <w:pPr>
+              <w:spacing w:after="40"/>
+            </w:pPr>
+            <w:r>
+              <w:rPr>
+                <w:rFonts w:ascii="Calibri" w:cs="Calibri" w:eastAsia="Calibri" w:hAnsi="Calibri"/>
+                <w:b/>
+                <w:bCs/>
+                <w:color w:val="B3261E"/>
+                <w:sz w:val="20"/>
+                <w:szCs w:val="20"/>
+              </w:rPr>
+              <w:t xml:space="preserve">Design guardrail — integration must not become construction</w:t>
+            </w:r>
+          </w:p>
+          <w:p>
+            <w:pPr>
+              <w:spacing w:after="20" w:line="264"/>
+            </w:pPr>
+            <w:r>
+              <w:rPr>
+                <w:rFonts w:ascii="Calibri" w:cs="Calibri" w:eastAsia="Calibri" w:hAnsi="Calibri"/>
+                <w:color w:val="12161C"/>
+                <w:sz w:val="19"/>
+                <w:szCs w:val="19"/>
+              </w:rPr>
+              <w:t xml:space="preserve">Invoking MFT from an integration process is fully consistent with config over construction only while each transfer remains a configuration row consumed by the generic engine. Bespoke per-interface integration processes that embed transfer logic would re-introduce build cost and must be raised to the Design Authority with a named owner (Section 14).</w:t>
+            </w:r>
+          </w:p>
+        </w:tc>
+      </w:tr>
+    </w:tbl>
     <w:p>
       <w:r>
         <w:br w:type="page"/>

--- a/assets/boomi-mft-solution-design-document.docx
+++ b/assets/boomi-mft-solution-design-document.docx
@@ -4409,7 +4409,7 @@
           <w:sz w:val="21"/>
           <w:szCs w:val="21"/>
         </w:rPr>
-        <w:t xml:space="preserve">The architecture is aligned to the estate's logical view. Data moves from the external tier (cross-government consumers/OGDs, the digital tax platform MDTP, and the native-iPaaS SaaS systems) through the Boomi iPaaS Platform, across the external/internal trust boundary, into the Boomi internal runtime (the generic, config-driven MFT engine), and out to the Heads-of-Duty (HoD) applications hosted across AWS, Azure, Crown Hosting and Fujitsu. The diagram below is the logical/deployment view; the editable source (draw.io) accompanies this document.</w:t>
+        <w:t xml:space="preserve">The architecture is presented as four horizontal tiers, top to bottom: consumers, the cloud integration layer, the runtime integration layer, and the backend systems. MFT appears in both integration layers — as cloud components in Tier 2 and as the config-driven engine in Tier 3 — so the file-transfer capability is delivered by the same platform, and governed the same way, as the wider integration and API estate. The diagram below is the logical/deployment view; the editable source (draw.io) accompanies this document.</w:t>
       </w:r>
     </w:p>
     <w:p>
@@ -4420,7 +4420,7 @@
       <w:r>
         <w:drawing>
           <wp:inline distT="0" distB="0" distL="0" distR="0">
-            <wp:extent cx="6286500" cy="4714875"/>
+            <wp:extent cx="5905500" cy="4810125"/>
             <wp:effectExtent t="0" r="0" b="0" l="0"/>
             <wp:docPr id="1" name="" descr="" title=""/>
             <wp:cNvGraphicFramePr>
@@ -4445,7 +4445,7 @@
                   <pic:spPr bwMode="auto">
                     <a:xfrm>
                       <a:off x="0" y="0"/>
-                      <a:ext cx="6286500" cy="4714875"/>
+                      <a:ext cx="5905500" cy="4810125"/>
                     </a:xfrm>
                     <a:prstGeom prst="rect">
                       <a:avLst/>
@@ -4472,7 +4472,7 @@
           <w:sz w:val="18"/>
           <w:szCs w:val="18"/>
         </w:rPr>
-        <w:t xml:space="preserve">Figure 1 — MFT on Boomi: estate-aligned logical/deployment architecture</w:t>
+        <w:t xml:space="preserve">Figure 1 — MFT on Boomi: tiered architecture (consumers → cloud → runtime → systems)</w:t>
       </w:r>
     </w:p>
     <w:p>
@@ -4595,7 +4595,7 @@
                 <w:sz w:val="19"/>
                 <w:szCs w:val="19"/>
               </w:rPr>
-              <w:t xml:space="preserve">External estate</w:t>
+              <w:t xml:space="preserve">Tier 1 — Consumers</w:t>
             </w:r>
           </w:p>
         </w:tc>
@@ -4622,7 +4622,7 @@
                 <w:sz w:val="19"/>
                 <w:szCs w:val="19"/>
               </w:rPr>
-              <w:t xml:space="preserve">Cross-government consumers and OGDs (3rd-party consumers), the digital tax platform (MDTP), and the SaaS systems that run on native iPaaS: Tax (S4H), CRM (CF/MSD), Workflow (Pega) and B&amp;T (CDS). Untrusted / edge-facing.</w:t>
+              <w:t xml:space="preserve">The external, cross-government, digital and SaaS systems that consume and produce transfers: 3rd-party consumers/OGDs, the digital tax platform (MDTP), and the native-iPaaS SaaS systems Tax (S4H), CRM (CF/MSD), Workflow (Pega) and B&amp;T (CDS).</w:t>
             </w:r>
           </w:p>
         </w:tc>
@@ -4651,7 +4651,7 @@
                 <w:sz w:val="19"/>
                 <w:szCs w:val="19"/>
               </w:rPr>
-              <w:t xml:space="preserve">Boomi iPaaS Platform</w:t>
+              <w:t xml:space="preserve">Tier 2 — Cloud integration layer (incl. MFT)</w:t>
             </w:r>
           </w:p>
         </w:tc>
@@ -4678,7 +4678,7 @@
                 <w:sz w:val="19"/>
                 <w:szCs w:val="19"/>
               </w:rPr>
-              <w:t xml:space="preserve">External-facing runtime / control plane: MFT cloud components (SFTP/FTPS/AS2 listeners, trading-partner endpoints), managed landing zones, tracking/audit, scheduling, key &amp; certificate store, observability (OTel) and RBAC. Confirm UK region for OFFICIAL.</w:t>
+              <w:t xml:space="preserve">The Boomi iPaaS SaaS control plane: Integration &amp; API management (API Control Plane, Developer Portal(s), Integration Flow Designer, Cloud API Management, external API gateway) alongside the MFT cloud components (SFTP/FTPS/AS2 listeners, landing zones, tracking/audit, keys, scheduling, OTel, RBAC). Confirm UK region for OFFICIAL.</w:t>
             </w:r>
           </w:p>
         </w:tc>
@@ -4734,7 +4734,7 @@
                 <w:sz w:val="19"/>
                 <w:szCs w:val="19"/>
               </w:rPr>
-              <w:t xml:space="preserve">The external/internal separation. Payloads are kept within the trusted boundary; only control/tracking metadata surfaces to the platform.</w:t>
+              <w:t xml:space="preserve">External/internal (cloud/runtime) separation. Payloads stay within the trusted boundary; only control/tracking metadata surfaces to the cloud layer.</w:t>
             </w:r>
           </w:p>
         </w:tc>
@@ -4763,7 +4763,7 @@
                 <w:sz w:val="19"/>
                 <w:szCs w:val="19"/>
               </w:rPr>
-              <w:t xml:space="preserve">Boomi internal runtime</w:t>
+              <w:t xml:space="preserve">Tier 3 — Runtime integration layer (incl. MFT)</w:t>
             </w:r>
           </w:p>
         </w:tc>
@@ -4790,7 +4790,7 @@
                 <w:sz w:val="19"/>
                 <w:szCs w:val="19"/>
               </w:rPr>
-              <w:t xml:space="preserve">Customer-managed runtime in the trusted zone: the generic, config-driven MFT engine, Molecule HA cluster, the MFT Connector, and the config/routing DB.</w:t>
+              <w:t xml:space="preserve">Customer-managed Boomi runtime in the trusted zone: Integration Flow Runtime, internal API gateways (CAM Runtime, Kong), the Boomi MFT Connector, and the generic config-driven MFT engine with its config/routing DB.</w:t>
             </w:r>
           </w:p>
         </w:tc>
@@ -4819,7 +4819,7 @@
                 <w:sz w:val="19"/>
                 <w:szCs w:val="19"/>
               </w:rPr>
-              <w:t xml:space="preserve">Internal hosted estate</w:t>
+              <w:t xml:space="preserve">Tier 4 — Backend / HMRC systems</w:t>
             </w:r>
           </w:p>
         </w:tc>
@@ -4846,7 +4846,7 @@
                 <w:sz w:val="19"/>
                 <w:szCs w:val="19"/>
               </w:rPr>
-              <w:t xml:space="preserve">HoD applications hosted across AWS, Azure, Crown Hosting and Fujitsu, plus WebMethods during coexistence.</w:t>
+              <w:t xml:space="preserve">The Heads-of-Duty (HoD) applications hosted across AWS, Azure, Crown Hosting and Fujitsu, plus WebMethods during coexistence.</w:t>
             </w:r>
           </w:p>
         </w:tc>

--- a/assets/boomi-mft-solution-design-document.docx
+++ b/assets/boomi-mft-solution-design-document.docx
@@ -4409,7 +4409,7 @@
           <w:sz w:val="21"/>
           <w:szCs w:val="21"/>
         </w:rPr>
-        <w:t xml:space="preserve">The architecture is presented as four horizontal tiers, top to bottom: consumers, the cloud integration layer, the runtime integration layer, and the backend systems. MFT appears in both integration layers — as cloud components in Tier 2 and as the config-driven engine in Tier 3 — so the file-transfer capability is delivered by the same platform, and governed the same way, as the wider integration and API estate. The diagram below is the logical/deployment view; the editable source (draw.io) accompanies this document.</w:t>
+        <w:t xml:space="preserve">The architecture is shown as a clean logical view. The external estate — 3rd-party consumers/OGDs, the digital tax platform (MDTP) and the native-iPaaS SaaS systems (ETMP/S4H, CRM CF/MSD, Workflow Pega, B&amp;T CDS) — exchanges files with the Boomi iPaaS Platform. Across the external/internal trust boundary, the Boomi internal runtime hosts the config-driven MFT engine and delivers to / collects from the Heads-of-Duty (HoD) applications across AWS, Azure, Crown Hosting and Fujitsu. Section 7.1 details what each layer contains; §7.5 (Figure 2) shows how MFT is driven by the integration platform. The editable source (draw.io) accompanies this document.</w:t>
       </w:r>
     </w:p>
     <w:p>
@@ -4420,7 +4420,7 @@
       <w:r>
         <w:drawing>
           <wp:inline distT="0" distB="0" distL="0" distR="0">
-            <wp:extent cx="5905500" cy="4810125"/>
+            <wp:extent cx="6172200" cy="4552950"/>
             <wp:effectExtent t="0" r="0" b="0" l="0"/>
             <wp:docPr id="1" name="" descr="" title=""/>
             <wp:cNvGraphicFramePr>
@@ -4445,7 +4445,7 @@
                   <pic:spPr bwMode="auto">
                     <a:xfrm>
                       <a:off x="0" y="0"/>
-                      <a:ext cx="5905500" cy="4810125"/>
+                      <a:ext cx="6172200" cy="4552950"/>
                     </a:xfrm>
                     <a:prstGeom prst="rect">
                       <a:avLst/>

--- a/assets/boomi-mft-solution-design-document.docx
+++ b/assets/boomi-mft-solution-design-document.docx
@@ -4371,6 +4371,871 @@
                 <w:szCs w:val="19"/>
               </w:rPr>
               <w:t xml:space="preserve">The Q2 2026 roadmap focuses on scaling the distributed hybrid MFT architecture and extending the trading-partner framework and file-flow extensibility — confirm the exact GA feature set at build time.</w:t>
+            </w:r>
+          </w:p>
+        </w:tc>
+      </w:tr>
+    </w:tbl>
+    <w:p>
+      <w:pPr>
+        <w:pStyle w:val="Heading2"/>
+        <w:spacing w:after="100" w:before="200"/>
+      </w:pPr>
+      <w:r>
+        <w:rPr>
+          <w:rFonts w:ascii="Calibri" w:cs="Calibri" w:eastAsia="Calibri" w:hAnsi="Calibri"/>
+          <w:b/>
+          <w:bCs/>
+          <w:color w:val="12161C"/>
+          <w:sz w:val="25"/>
+          <w:szCs w:val="25"/>
+        </w:rPr>
+        <w:t xml:space="preserve">6.2  Antivirus / malware scanning</w:t>
+      </w:r>
+    </w:p>
+    <w:p>
+      <w:pPr>
+        <w:spacing w:after="120" w:before="0" w:line="276"/>
+      </w:pPr>
+      <w:r>
+        <w:rPr>
+          <w:rFonts w:ascii="Calibri" w:cs="Calibri" w:eastAsia="Calibri" w:hAnsi="Calibri"/>
+          <w:color w:val="12161C"/>
+          <w:sz w:val="21"/>
+          <w:szCs w:val="21"/>
+        </w:rPr>
+        <w:t xml:space="preserve">Boomi MFT performs real-time antivirus scanning on files as they move through the managed service. Infected files are automatically quarantined so they are never delivered to the target endpoint. Scanning sits alongside file-level encryption and a full audit trail as controls that are built into every layer of the platform, underpinning its zero-trust, SOC 2-aligned security posture.</w:t>
+      </w:r>
+    </w:p>
+    <w:p>
+      <w:pPr>
+        <w:pStyle w:val="ListParagraph"/>
+        <w:numPr>
+          <w:ilvl w:val="0"/>
+          <w:numId w:val="1"/>
+        </w:numPr>
+        <w:spacing w:after="60" w:line="268"/>
+      </w:pPr>
+      <w:r>
+        <w:rPr>
+          <w:rFonts w:ascii="Calibri" w:cs="Calibri" w:eastAsia="Calibri" w:hAnsi="Calibri"/>
+          <w:color w:val="12161C"/>
+          <w:sz w:val="21"/>
+          <w:szCs w:val="21"/>
+        </w:rPr>
+        <w:t xml:space="preserve">Real-time scan of every file in flight through the service; malware/viruses are detected before delivery, not after.</w:t>
+      </w:r>
+    </w:p>
+    <w:p>
+      <w:pPr>
+        <w:pStyle w:val="ListParagraph"/>
+        <w:numPr>
+          <w:ilvl w:val="0"/>
+          <w:numId w:val="1"/>
+        </w:numPr>
+        <w:spacing w:after="60" w:line="268"/>
+      </w:pPr>
+      <w:r>
+        <w:rPr>
+          <w:rFonts w:ascii="Calibri" w:cs="Calibri" w:eastAsia="Calibri" w:hAnsi="Calibri"/>
+          <w:color w:val="12161C"/>
+          <w:sz w:val="21"/>
+          <w:szCs w:val="21"/>
+        </w:rPr>
+        <w:t xml:space="preserve">Automatic quarantine of infected files — the transfer is stopped and flagged for investigation rather than passed on.</w:t>
+      </w:r>
+    </w:p>
+    <w:p>
+      <w:pPr>
+        <w:pStyle w:val="ListParagraph"/>
+        <w:numPr>
+          <w:ilvl w:val="0"/>
+          <w:numId w:val="1"/>
+        </w:numPr>
+        <w:spacing w:after="60" w:line="268"/>
+      </w:pPr>
+      <w:r>
+        <w:rPr>
+          <w:rFonts w:ascii="Calibri" w:cs="Calibri" w:eastAsia="Calibri" w:hAnsi="Calibri"/>
+          <w:color w:val="12161C"/>
+          <w:sz w:val="21"/>
+          <w:szCs w:val="21"/>
+        </w:rPr>
+        <w:t xml:space="preserve">On the multi-tenant automated service the scan applies to files up to approximately 250 MB; dedicated single-tenant deployments can be configured for larger files.</w:t>
+      </w:r>
+    </w:p>
+    <w:p>
+      <w:pPr>
+        <w:pStyle w:val="ListParagraph"/>
+        <w:numPr>
+          <w:ilvl w:val="0"/>
+          <w:numId w:val="1"/>
+        </w:numPr>
+        <w:spacing w:after="60" w:line="268"/>
+      </w:pPr>
+      <w:r>
+        <w:rPr>
+          <w:rFonts w:ascii="Calibri" w:cs="Calibri" w:eastAsia="Calibri" w:hAnsi="Calibri"/>
+          <w:color w:val="12161C"/>
+          <w:sz w:val="21"/>
+          <w:szCs w:val="21"/>
+        </w:rPr>
+        <w:t xml:space="preserve">AV scanning complements, rather than replaces, enterprise endpoint AV and any ICAP/DLP controls already in the estate — position it as one layer of defence in depth.</w:t>
+      </w:r>
+    </w:p>
+    <w:tbl>
+      <w:tblPr>
+        <w:tblW w:type="dxa" w:w="9026"/>
+        <w:tblBorders>
+          <w:top w:val="none"/>
+          <w:left w:val="single" w:color="B3261E" w:sz="18"/>
+          <w:bottom w:val="none"/>
+          <w:right w:val="none"/>
+          <w:insideH w:val="none"/>
+          <w:insideV w:val="none"/>
+        </w:tblBorders>
+      </w:tblPr>
+      <w:tblGrid>
+        <w:gridCol w:w="9026"/>
+      </w:tblGrid>
+      <w:tr>
+        <w:tc>
+          <w:tcPr>
+            <w:tcW w:type="dxa" w:w="9026"/>
+            <w:shd w:fill="FDECEA" w:color="auto" w:val="clear"/>
+            <w:tcMar>
+              <w:top w:type="dxa" w:w="100"/>
+              <w:left w:type="dxa" w:w="160"/>
+              <w:bottom w:type="dxa" w:w="100"/>
+              <w:right w:type="dxa" w:w="140"/>
+            </w:tcMar>
+          </w:tcPr>
+          <w:p>
+            <w:pPr>
+              <w:spacing w:after="40"/>
+            </w:pPr>
+            <w:r>
+              <w:rPr>
+                <w:rFonts w:ascii="Calibri" w:cs="Calibri" w:eastAsia="Calibri" w:hAnsi="Calibri"/>
+                <w:b/>
+                <w:bCs/>
+                <w:color w:val="B3261E"/>
+                <w:sz w:val="20"/>
+                <w:szCs w:val="20"/>
+              </w:rPr>
+              <w:t xml:space="preserve">Design consideration — AV scan size limit</w:t>
+            </w:r>
+          </w:p>
+          <w:p>
+            <w:pPr>
+              <w:spacing w:after="20" w:line="264"/>
+            </w:pPr>
+            <w:r>
+              <w:rPr>
+                <w:rFonts w:ascii="Calibri" w:cs="Calibri" w:eastAsia="Calibri" w:hAnsi="Calibri"/>
+                <w:color w:val="12161C"/>
+                <w:sz w:val="19"/>
+                <w:szCs w:val="19"/>
+              </w:rPr>
+              <w:t xml:space="preserve">The ~250 MB default scan ceiling on the multi-tenant service is a real constraint for large tax/customs payloads. Confirm the maximum in-scope file size and whether a dedicated/single-tenant configuration, chunking, or an external ICAP/AV integration is required for oversize files. Raise as a decision needing a named owner (Section 14).</w:t>
+            </w:r>
+          </w:p>
+        </w:tc>
+      </w:tr>
+    </w:tbl>
+    <w:p>
+      <w:pPr>
+        <w:pStyle w:val="Heading2"/>
+        <w:spacing w:after="100" w:before="200"/>
+      </w:pPr>
+      <w:r>
+        <w:rPr>
+          <w:rFonts w:ascii="Calibri" w:cs="Calibri" w:eastAsia="Calibri" w:hAnsi="Calibri"/>
+          <w:b/>
+          <w:bCs/>
+          <w:color w:val="12161C"/>
+          <w:sz w:val="25"/>
+          <w:szCs w:val="25"/>
+        </w:rPr>
+        <w:t xml:space="preserve">6.3  Automated File Transfer (AFT)</w:t>
+      </w:r>
+    </w:p>
+    <w:p>
+      <w:pPr>
+        <w:spacing w:after="120" w:before="0" w:line="276"/>
+      </w:pPr>
+      <w:r>
+        <w:rPr>
+          <w:rFonts w:ascii="Calibri" w:cs="Calibri" w:eastAsia="Calibri" w:hAnsi="Calibri"/>
+          <w:color w:val="12161C"/>
+          <w:sz w:val="21"/>
+          <w:szCs w:val="21"/>
+        </w:rPr>
+        <w:t xml:space="preserve">Automated File Transfer is the scheduled and event-driven, system-to-system mode of the platform — the mode this solution is built on. Files move automatically between endpoints with no human in the loop, and each transfer is expressed as configuration (endpoint + flow + schedule) consumed by the generic engine, consistent with the config-over-construction principle.</w:t>
+      </w:r>
+    </w:p>
+    <w:p>
+      <w:pPr>
+        <w:pStyle w:val="ListParagraph"/>
+        <w:numPr>
+          <w:ilvl w:val="0"/>
+          <w:numId w:val="1"/>
+        </w:numPr>
+        <w:spacing w:after="60" w:line="268"/>
+      </w:pPr>
+      <w:r>
+        <w:rPr>
+          <w:rFonts w:ascii="Calibri" w:cs="Calibri" w:eastAsia="Calibri" w:hAnsi="Calibri"/>
+          <w:color w:val="12161C"/>
+          <w:sz w:val="21"/>
+          <w:szCs w:val="21"/>
+        </w:rPr>
+        <w:t xml:space="preserve">Scheduled and event-triggered transfers; a single flow can handle many-to-many endpoints with routing, renaming, encryption and compression.</w:t>
+      </w:r>
+    </w:p>
+    <w:p>
+      <w:pPr>
+        <w:pStyle w:val="ListParagraph"/>
+        <w:numPr>
+          <w:ilvl w:val="0"/>
+          <w:numId w:val="1"/>
+        </w:numPr>
+        <w:spacing w:after="60" w:line="268"/>
+      </w:pPr>
+      <w:r>
+        <w:rPr>
+          <w:rFonts w:ascii="Calibri" w:cs="Calibri" w:eastAsia="Calibri" w:hAnsi="Calibri"/>
+          <w:color w:val="12161C"/>
+          <w:sz w:val="21"/>
+          <w:szCs w:val="21"/>
+        </w:rPr>
+        <w:t xml:space="preserve">Guaranteed delivery and persistence: files are stored securely until delivered, with retry, auto-resume, exception handling and notifications.</w:t>
+      </w:r>
+    </w:p>
+    <w:p>
+      <w:pPr>
+        <w:pStyle w:val="ListParagraph"/>
+        <w:numPr>
+          <w:ilvl w:val="0"/>
+          <w:numId w:val="1"/>
+        </w:numPr>
+        <w:spacing w:after="60" w:line="268"/>
+      </w:pPr>
+      <w:r>
+        <w:rPr>
+          <w:rFonts w:ascii="Calibri" w:cs="Calibri" w:eastAsia="Calibri" w:hAnsi="Calibri"/>
+          <w:color w:val="12161C"/>
+          <w:sz w:val="21"/>
+          <w:szCs w:val="21"/>
+        </w:rPr>
+        <w:t xml:space="preserve">Reusable endpoints and automated partner onboarding; file transfer is separated from business logic and invoked from integration processes via the MFT Connector.</w:t>
+      </w:r>
+    </w:p>
+    <w:p>
+      <w:pPr>
+        <w:pStyle w:val="ListParagraph"/>
+        <w:numPr>
+          <w:ilvl w:val="0"/>
+          <w:numId w:val="1"/>
+        </w:numPr>
+        <w:spacing w:after="60" w:line="268"/>
+      </w:pPr>
+      <w:r>
+        <w:rPr>
+          <w:rFonts w:ascii="Calibri" w:cs="Calibri" w:eastAsia="Calibri" w:hAnsi="Calibri"/>
+          <w:color w:val="12161C"/>
+          <w:sz w:val="21"/>
+          <w:szCs w:val="21"/>
+        </w:rPr>
+        <w:t xml:space="preserve">Distributed hybrid execution: cloud-orchestrated, with on-premises MFT runtimes performing internal transfers inside the trusted zone.</w:t>
+      </w:r>
+    </w:p>
+    <w:p>
+      <w:pPr>
+        <w:pStyle w:val="Heading2"/>
+        <w:spacing w:after="100" w:before="200"/>
+      </w:pPr>
+      <w:r>
+        <w:rPr>
+          <w:rFonts w:ascii="Calibri" w:cs="Calibri" w:eastAsia="Calibri" w:hAnsi="Calibri"/>
+          <w:b/>
+          <w:bCs/>
+          <w:color w:val="12161C"/>
+          <w:sz w:val="25"/>
+          <w:szCs w:val="25"/>
+        </w:rPr>
+        <w:t xml:space="preserve">6.4  Ad-hoc file sharing (person-to-person / EFSS)</w:t>
+      </w:r>
+    </w:p>
+    <w:p>
+      <w:pPr>
+        <w:spacing w:after="120" w:before="0" w:line="276"/>
+      </w:pPr>
+      <w:r>
+        <w:rPr>
+          <w:rFonts w:ascii="Calibri" w:cs="Calibri" w:eastAsia="Calibri" w:hAnsi="Calibri"/>
+          <w:color w:val="12161C"/>
+          <w:sz w:val="21"/>
+          <w:szCs w:val="21"/>
+        </w:rPr>
+        <w:t xml:space="preserve">Alongside automated transfer, the platform (from Thru's heritage) provides ad-hoc, user-centric file sharing — secure person-to-person exchange of large files that carries the same governance, antivirus scanning, encryption and audit trail as automated flows, so it is governed rather than shadow IT.</w:t>
+      </w:r>
+    </w:p>
+    <w:p>
+      <w:pPr>
+        <w:pStyle w:val="ListParagraph"/>
+        <w:numPr>
+          <w:ilvl w:val="0"/>
+          <w:numId w:val="1"/>
+        </w:numPr>
+        <w:spacing w:after="60" w:line="268"/>
+      </w:pPr>
+      <w:r>
+        <w:rPr>
+          <w:rFonts w:ascii="Calibri" w:cs="Calibri" w:eastAsia="Calibri" w:hAnsi="Calibri"/>
+          <w:color w:val="12161C"/>
+          <w:sz w:val="21"/>
+          <w:szCs w:val="21"/>
+        </w:rPr>
+        <w:t xml:space="preserve">Web-based interface for users to send and receive large files securely, with permissions set per individual user or per user group.</w:t>
+      </w:r>
+    </w:p>
+    <w:p>
+      <w:pPr>
+        <w:pStyle w:val="ListParagraph"/>
+        <w:numPr>
+          <w:ilvl w:val="0"/>
+          <w:numId w:val="1"/>
+        </w:numPr>
+        <w:spacing w:after="60" w:line="268"/>
+      </w:pPr>
+      <w:r>
+        <w:rPr>
+          <w:rFonts w:ascii="Calibri" w:cs="Calibri" w:eastAsia="Calibri" w:hAnsi="Calibri"/>
+          <w:color w:val="12161C"/>
+          <w:sz w:val="21"/>
+          <w:szCs w:val="21"/>
+        </w:rPr>
+        <w:t xml:space="preserve">Plugins for Microsoft Outlook (send large files without leaving the mailbox), Salesforce and SharePoint; a “drop-box” style inbound capability lets external parties upload files to account holders without their own subscription.</w:t>
+      </w:r>
+    </w:p>
+    <w:p>
+      <w:pPr>
+        <w:pStyle w:val="ListParagraph"/>
+        <w:numPr>
+          <w:ilvl w:val="0"/>
+          <w:numId w:val="1"/>
+        </w:numPr>
+        <w:spacing w:after="60" w:line="268"/>
+      </w:pPr>
+      <w:r>
+        <w:rPr>
+          <w:rFonts w:ascii="Calibri" w:cs="Calibri" w:eastAsia="Calibri" w:hAnsi="Calibri"/>
+          <w:color w:val="12161C"/>
+          <w:sz w:val="21"/>
+          <w:szCs w:val="21"/>
+        </w:rPr>
+        <w:t xml:space="preserve">Same security envelope as AFT: AV scanning, encryption in transit and at rest, and a full audit trail on every share.</w:t>
+      </w:r>
+    </w:p>
+    <w:p>
+      <w:pPr>
+        <w:spacing w:after="120" w:before="0" w:line="276"/>
+      </w:pPr>
+      <w:r>
+        <w:rPr>
+          <w:rFonts w:ascii="Calibri" w:cs="Calibri" w:eastAsia="Calibri" w:hAnsi="Calibri"/>
+          <w:color w:val="12161C"/>
+          <w:sz w:val="21"/>
+          <w:szCs w:val="21"/>
+        </w:rPr>
+        <w:t xml:space="preserve">Whether ad-hoc file sharing is in scope for this programme is a scoping decision. If enabled it needs its own governance (external-recipient policy, DLP, retention, and link-expiry controls) — flagged for the Design Authority (Section 14).</w:t>
+      </w:r>
+    </w:p>
+    <w:p>
+      <w:pPr>
+        <w:pStyle w:val="Heading2"/>
+        <w:spacing w:after="100" w:before="200"/>
+      </w:pPr>
+      <w:r>
+        <w:rPr>
+          <w:rFonts w:ascii="Calibri" w:cs="Calibri" w:eastAsia="Calibri" w:hAnsi="Calibri"/>
+          <w:b/>
+          <w:bCs/>
+          <w:color w:val="12161C"/>
+          <w:sz w:val="25"/>
+          <w:szCs w:val="25"/>
+        </w:rPr>
+        <w:t xml:space="preserve">6.5  Other native platform capabilities</w:t>
+      </w:r>
+    </w:p>
+    <w:tbl>
+      <w:tblPr>
+        <w:tblW w:type="dxa" w:w="9026"/>
+        <w:tblBorders>
+          <w:top w:val="single" w:color="D5DBE3" w:sz="4"/>
+          <w:left w:val="single" w:color="D5DBE3" w:sz="4"/>
+          <w:bottom w:val="single" w:color="D5DBE3" w:sz="4"/>
+          <w:right w:val="single" w:color="D5DBE3" w:sz="4"/>
+          <w:insideH w:val="single" w:color="D5DBE3" w:sz="4"/>
+          <w:insideV w:val="single" w:color="D5DBE3" w:sz="4"/>
+        </w:tblBorders>
+      </w:tblPr>
+      <w:tblGrid>
+        <w:gridCol w:w="2600"/>
+        <w:gridCol w:w="6426"/>
+      </w:tblGrid>
+      <w:tr>
+        <w:trPr>
+          <w:tblHeader/>
+        </w:trPr>
+        <w:tc>
+          <w:tcPr>
+            <w:tcW w:type="dxa" w:w="2600"/>
+            <w:shd w:fill="003D9E" w:color="auto" w:val="clear"/>
+            <w:tcMar>
+              <w:top w:type="dxa" w:w="60"/>
+              <w:left w:type="dxa" w:w="90"/>
+              <w:bottom w:type="dxa" w:w="60"/>
+              <w:right w:type="dxa" w:w="90"/>
+            </w:tcMar>
+            <w:vAlign w:val="center"/>
+          </w:tcPr>
+          <w:p>
+            <w:pPr>
+              <w:spacing w:after="0" w:line="260"/>
+            </w:pPr>
+            <w:r>
+              <w:rPr>
+                <w:rFonts w:ascii="Calibri" w:cs="Calibri" w:eastAsia="Calibri" w:hAnsi="Calibri"/>
+                <w:b/>
+                <w:bCs/>
+                <w:color w:val="FFFFFF"/>
+                <w:sz w:val="19"/>
+                <w:szCs w:val="19"/>
+              </w:rPr>
+              <w:t xml:space="preserve">Area</w:t>
+            </w:r>
+          </w:p>
+        </w:tc>
+        <w:tc>
+          <w:tcPr>
+            <w:tcW w:type="dxa" w:w="6426"/>
+            <w:shd w:fill="003D9E" w:color="auto" w:val="clear"/>
+            <w:tcMar>
+              <w:top w:type="dxa" w:w="60"/>
+              <w:left w:type="dxa" w:w="90"/>
+              <w:bottom w:type="dxa" w:w="60"/>
+              <w:right w:type="dxa" w:w="90"/>
+            </w:tcMar>
+            <w:vAlign w:val="center"/>
+          </w:tcPr>
+          <w:p>
+            <w:pPr>
+              <w:spacing w:after="0" w:line="260"/>
+            </w:pPr>
+            <w:r>
+              <w:rPr>
+                <w:rFonts w:ascii="Calibri" w:cs="Calibri" w:eastAsia="Calibri" w:hAnsi="Calibri"/>
+                <w:b/>
+                <w:bCs/>
+                <w:color w:val="FFFFFF"/>
+                <w:sz w:val="19"/>
+                <w:szCs w:val="19"/>
+              </w:rPr>
+              <w:t xml:space="preserve">Capability</w:t>
+            </w:r>
+          </w:p>
+        </w:tc>
+      </w:tr>
+      <w:tr>
+        <w:tc>
+          <w:tcPr>
+            <w:tcW w:type="dxa" w:w="2600"/>
+            <w:shd w:fill="FFFFFF" w:color="auto" w:val="clear"/>
+            <w:tcMar>
+              <w:top w:type="dxa" w:w="60"/>
+              <w:left w:type="dxa" w:w="90"/>
+              <w:bottom w:type="dxa" w:w="60"/>
+              <w:right w:type="dxa" w:w="90"/>
+            </w:tcMar>
+            <w:vAlign w:val="center"/>
+          </w:tcPr>
+          <w:p>
+            <w:pPr>
+              <w:spacing w:after="0" w:line="260"/>
+            </w:pPr>
+            <w:r>
+              <w:rPr>
+                <w:rFonts w:ascii="Calibri" w:cs="Calibri" w:eastAsia="Calibri" w:hAnsi="Calibri"/>
+                <w:color w:val="12161C"/>
+                <w:sz w:val="19"/>
+                <w:szCs w:val="19"/>
+              </w:rPr>
+              <w:t xml:space="preserve">Security &amp; compliance</w:t>
+            </w:r>
+          </w:p>
+        </w:tc>
+        <w:tc>
+          <w:tcPr>
+            <w:tcW w:type="dxa" w:w="6426"/>
+            <w:shd w:fill="FFFFFF" w:color="auto" w:val="clear"/>
+            <w:tcMar>
+              <w:top w:type="dxa" w:w="60"/>
+              <w:left w:type="dxa" w:w="90"/>
+              <w:bottom w:type="dxa" w:w="60"/>
+              <w:right w:type="dxa" w:w="90"/>
+            </w:tcMar>
+            <w:vAlign w:val="center"/>
+          </w:tcPr>
+          <w:p>
+            <w:pPr>
+              <w:spacing w:after="0" w:line="260"/>
+            </w:pPr>
+            <w:r>
+              <w:rPr>
+                <w:rFonts w:ascii="Calibri" w:cs="Calibri" w:eastAsia="Calibri" w:hAnsi="Calibri"/>
+                <w:color w:val="12161C"/>
+                <w:sz w:val="19"/>
+                <w:szCs w:val="19"/>
+              </w:rPr>
+              <w:t xml:space="preserve">File-level (end-to-end) encryption in addition to encrypted protocols in transit and encryption at rest; zero-trust architecture; SOC 2 and comparable compliance alignment; IP whitelisting.</w:t>
+            </w:r>
+          </w:p>
+        </w:tc>
+      </w:tr>
+      <w:tr>
+        <w:tc>
+          <w:tcPr>
+            <w:tcW w:type="dxa" w:w="2600"/>
+            <w:shd w:fill="F4F7FB" w:color="auto" w:val="clear"/>
+            <w:tcMar>
+              <w:top w:type="dxa" w:w="60"/>
+              <w:left w:type="dxa" w:w="90"/>
+              <w:bottom w:type="dxa" w:w="60"/>
+              <w:right w:type="dxa" w:w="90"/>
+            </w:tcMar>
+            <w:vAlign w:val="center"/>
+          </w:tcPr>
+          <w:p>
+            <w:pPr>
+              <w:spacing w:after="0" w:line="260"/>
+            </w:pPr>
+            <w:r>
+              <w:rPr>
+                <w:rFonts w:ascii="Calibri" w:cs="Calibri" w:eastAsia="Calibri" w:hAnsi="Calibri"/>
+                <w:color w:val="12161C"/>
+                <w:sz w:val="19"/>
+                <w:szCs w:val="19"/>
+              </w:rPr>
+              <w:t xml:space="preserve">Authentication</w:t>
+            </w:r>
+          </w:p>
+        </w:tc>
+        <w:tc>
+          <w:tcPr>
+            <w:tcW w:type="dxa" w:w="6426"/>
+            <w:shd w:fill="F4F7FB" w:color="auto" w:val="clear"/>
+            <w:tcMar>
+              <w:top w:type="dxa" w:w="60"/>
+              <w:left w:type="dxa" w:w="90"/>
+              <w:bottom w:type="dxa" w:w="60"/>
+              <w:right w:type="dxa" w:w="90"/>
+            </w:tcMar>
+            <w:vAlign w:val="center"/>
+          </w:tcPr>
+          <w:p>
+            <w:pPr>
+              <w:spacing w:after="0" w:line="260"/>
+            </w:pPr>
+            <w:r>
+              <w:rPr>
+                <w:rFonts w:ascii="Calibri" w:cs="Calibri" w:eastAsia="Calibri" w:hAnsi="Calibri"/>
+                <w:color w:val="12161C"/>
+                <w:sz w:val="19"/>
+                <w:szCs w:val="19"/>
+              </w:rPr>
+              <w:t xml:space="preserve">Password and PKI (public-key) authentication for SFTP/FTPS; API secret key for runtime-to-cloud; SSL certificates for internet traffic; renewal notifications for PGP and SSH keys.</w:t>
+            </w:r>
+          </w:p>
+        </w:tc>
+      </w:tr>
+      <w:tr>
+        <w:tc>
+          <w:tcPr>
+            <w:tcW w:type="dxa" w:w="2600"/>
+            <w:shd w:fill="FFFFFF" w:color="auto" w:val="clear"/>
+            <w:tcMar>
+              <w:top w:type="dxa" w:w="60"/>
+              <w:left w:type="dxa" w:w="90"/>
+              <w:bottom w:type="dxa" w:w="60"/>
+              <w:right w:type="dxa" w:w="90"/>
+            </w:tcMar>
+            <w:vAlign w:val="center"/>
+          </w:tcPr>
+          <w:p>
+            <w:pPr>
+              <w:spacing w:after="0" w:line="260"/>
+            </w:pPr>
+            <w:r>
+              <w:rPr>
+                <w:rFonts w:ascii="Calibri" w:cs="Calibri" w:eastAsia="Calibri" w:hAnsi="Calibri"/>
+                <w:color w:val="12161C"/>
+                <w:sz w:val="19"/>
+                <w:szCs w:val="19"/>
+              </w:rPr>
+              <w:t xml:space="preserve">Access control</w:t>
+            </w:r>
+          </w:p>
+        </w:tc>
+        <w:tc>
+          <w:tcPr>
+            <w:tcW w:type="dxa" w:w="6426"/>
+            <w:shd w:fill="FFFFFF" w:color="auto" w:val="clear"/>
+            <w:tcMar>
+              <w:top w:type="dxa" w:w="60"/>
+              <w:left w:type="dxa" w:w="90"/>
+              <w:bottom w:type="dxa" w:w="60"/>
+              <w:right w:type="dxa" w:w="90"/>
+            </w:tcMar>
+            <w:vAlign w:val="center"/>
+          </w:tcPr>
+          <w:p>
+            <w:pPr>
+              <w:spacing w:after="0" w:line="260"/>
+            </w:pPr>
+            <w:r>
+              <w:rPr>
+                <w:rFonts w:ascii="Calibri" w:cs="Calibri" w:eastAsia="Calibri" w:hAnsi="Calibri"/>
+                <w:color w:val="12161C"/>
+                <w:sz w:val="19"/>
+                <w:szCs w:val="19"/>
+              </w:rPr>
+              <w:t xml:space="preserve">Role-based access control under least-privilege (POLP); users managed by enterprise administrators; granular permissions for both automated operations and user file sharing.</w:t>
+            </w:r>
+          </w:p>
+        </w:tc>
+      </w:tr>
+      <w:tr>
+        <w:tc>
+          <w:tcPr>
+            <w:tcW w:type="dxa" w:w="2600"/>
+            <w:shd w:fill="F4F7FB" w:color="auto" w:val="clear"/>
+            <w:tcMar>
+              <w:top w:type="dxa" w:w="60"/>
+              <w:left w:type="dxa" w:w="90"/>
+              <w:bottom w:type="dxa" w:w="60"/>
+              <w:right w:type="dxa" w:w="90"/>
+            </w:tcMar>
+            <w:vAlign w:val="center"/>
+          </w:tcPr>
+          <w:p>
+            <w:pPr>
+              <w:spacing w:after="0" w:line="260"/>
+            </w:pPr>
+            <w:r>
+              <w:rPr>
+                <w:rFonts w:ascii="Calibri" w:cs="Calibri" w:eastAsia="Calibri" w:hAnsi="Calibri"/>
+                <w:color w:val="12161C"/>
+                <w:sz w:val="19"/>
+                <w:szCs w:val="19"/>
+              </w:rPr>
+              <w:t xml:space="preserve">Availability &amp; isolation</w:t>
+            </w:r>
+          </w:p>
+        </w:tc>
+        <w:tc>
+          <w:tcPr>
+            <w:tcW w:type="dxa" w:w="6426"/>
+            <w:shd w:fill="F4F7FB" w:color="auto" w:val="clear"/>
+            <w:tcMar>
+              <w:top w:type="dxa" w:w="60"/>
+              <w:left w:type="dxa" w:w="90"/>
+              <w:bottom w:type="dxa" w:w="60"/>
+              <w:right w:type="dxa" w:w="90"/>
+            </w:tcMar>
+            <w:vAlign w:val="center"/>
+          </w:tcPr>
+          <w:p>
+            <w:pPr>
+              <w:spacing w:after="0" w:line="260"/>
+            </w:pPr>
+            <w:r>
+              <w:rPr>
+                <w:rFonts w:ascii="Calibri" w:cs="Calibri" w:eastAsia="Calibri" w:hAnsi="Calibri"/>
+                <w:color w:val="12161C"/>
+                <w:sz w:val="19"/>
+                <w:szCs w:val="19"/>
+              </w:rPr>
+              <w:t xml:space="preserve">High availability and disaster recovery across multiple cloud zones/regions; per-instance traffic isolation so tenants/business units do not affect one another.</w:t>
+            </w:r>
+          </w:p>
+        </w:tc>
+      </w:tr>
+      <w:tr>
+        <w:tc>
+          <w:tcPr>
+            <w:tcW w:type="dxa" w:w="2600"/>
+            <w:shd w:fill="FFFFFF" w:color="auto" w:val="clear"/>
+            <w:tcMar>
+              <w:top w:type="dxa" w:w="60"/>
+              <w:left w:type="dxa" w:w="90"/>
+              <w:bottom w:type="dxa" w:w="60"/>
+              <w:right w:type="dxa" w:w="90"/>
+            </w:tcMar>
+            <w:vAlign w:val="center"/>
+          </w:tcPr>
+          <w:p>
+            <w:pPr>
+              <w:spacing w:after="0" w:line="260"/>
+            </w:pPr>
+            <w:r>
+              <w:rPr>
+                <w:rFonts w:ascii="Calibri" w:cs="Calibri" w:eastAsia="Calibri" w:hAnsi="Calibri"/>
+                <w:color w:val="12161C"/>
+                <w:sz w:val="19"/>
+                <w:szCs w:val="19"/>
+              </w:rPr>
+              <w:t xml:space="preserve">Visibility</w:t>
+            </w:r>
+          </w:p>
+        </w:tc>
+        <w:tc>
+          <w:tcPr>
+            <w:tcW w:type="dxa" w:w="6426"/>
+            <w:shd w:fill="FFFFFF" w:color="auto" w:val="clear"/>
+            <w:tcMar>
+              <w:top w:type="dxa" w:w="60"/>
+              <w:left w:type="dxa" w:w="90"/>
+              <w:bottom w:type="dxa" w:w="60"/>
+              <w:right w:type="dxa" w:w="90"/>
+            </w:tcMar>
+            <w:vAlign w:val="center"/>
+          </w:tcPr>
+          <w:p>
+            <w:pPr>
+              <w:spacing w:after="0" w:line="260"/>
+            </w:pPr>
+            <w:r>
+              <w:rPr>
+                <w:rFonts w:ascii="Calibri" w:cs="Calibri" w:eastAsia="Calibri" w:hAnsi="Calibri"/>
+                <w:color w:val="12161C"/>
+                <w:sz w:val="19"/>
+                <w:szCs w:val="19"/>
+              </w:rPr>
+              <w:t xml:space="preserve">Granular audit and end-to-end tracking of every transfer; delivery confirmation; notifications; OpenTelemetry export of metrics, logs and traces to enterprise monitoring.</w:t>
+            </w:r>
+          </w:p>
+        </w:tc>
+      </w:tr>
+      <w:tr>
+        <w:tc>
+          <w:tcPr>
+            <w:tcW w:type="dxa" w:w="2600"/>
+            <w:shd w:fill="F4F7FB" w:color="auto" w:val="clear"/>
+            <w:tcMar>
+              <w:top w:type="dxa" w:w="60"/>
+              <w:left w:type="dxa" w:w="90"/>
+              <w:bottom w:type="dxa" w:w="60"/>
+              <w:right w:type="dxa" w:w="90"/>
+            </w:tcMar>
+            <w:vAlign w:val="center"/>
+          </w:tcPr>
+          <w:p>
+            <w:pPr>
+              <w:spacing w:after="0" w:line="260"/>
+            </w:pPr>
+            <w:r>
+              <w:rPr>
+                <w:rFonts w:ascii="Calibri" w:cs="Calibri" w:eastAsia="Calibri" w:hAnsi="Calibri"/>
+                <w:color w:val="12161C"/>
+                <w:sz w:val="19"/>
+                <w:szCs w:val="19"/>
+              </w:rPr>
+              <w:t xml:space="preserve">Performance &amp; scale</w:t>
+            </w:r>
+          </w:p>
+        </w:tc>
+        <w:tc>
+          <w:tcPr>
+            <w:tcW w:type="dxa" w:w="6426"/>
+            <w:shd w:fill="F4F7FB" w:color="auto" w:val="clear"/>
+            <w:tcMar>
+              <w:top w:type="dxa" w:w="60"/>
+              <w:left w:type="dxa" w:w="90"/>
+              <w:bottom w:type="dxa" w:w="60"/>
+              <w:right w:type="dxa" w:w="90"/>
+            </w:tcMar>
+            <w:vAlign w:val="center"/>
+          </w:tcPr>
+          <w:p>
+            <w:pPr>
+              <w:spacing w:after="0" w:line="260"/>
+            </w:pPr>
+            <w:r>
+              <w:rPr>
+                <w:rFonts w:ascii="Calibri" w:cs="Calibri" w:eastAsia="Calibri" w:hAnsi="Calibri"/>
+                <w:color w:val="12161C"/>
+                <w:sz w:val="19"/>
+                <w:szCs w:val="19"/>
+              </w:rPr>
+              <w:t xml:space="preserve">Elastic cloud designed for high-volume, many-to-many exchange and large/accelerated file transfer without additional infrastructure or bottlenecks.</w:t>
+            </w:r>
+          </w:p>
+        </w:tc>
+      </w:tr>
+      <w:tr>
+        <w:tc>
+          <w:tcPr>
+            <w:tcW w:type="dxa" w:w="2600"/>
+            <w:shd w:fill="FFFFFF" w:color="auto" w:val="clear"/>
+            <w:tcMar>
+              <w:top w:type="dxa" w:w="60"/>
+              <w:left w:type="dxa" w:w="90"/>
+              <w:bottom w:type="dxa" w:w="60"/>
+              <w:right w:type="dxa" w:w="90"/>
+            </w:tcMar>
+            <w:vAlign w:val="center"/>
+          </w:tcPr>
+          <w:p>
+            <w:pPr>
+              <w:spacing w:after="0" w:line="260"/>
+            </w:pPr>
+            <w:r>
+              <w:rPr>
+                <w:rFonts w:ascii="Calibri" w:cs="Calibri" w:eastAsia="Calibri" w:hAnsi="Calibri"/>
+                <w:color w:val="12161C"/>
+                <w:sz w:val="19"/>
+                <w:szCs w:val="19"/>
+              </w:rPr>
+              <w:t xml:space="preserve">Integration</w:t>
+            </w:r>
+          </w:p>
+        </w:tc>
+        <w:tc>
+          <w:tcPr>
+            <w:tcW w:type="dxa" w:w="6426"/>
+            <w:shd w:fill="FFFFFF" w:color="auto" w:val="clear"/>
+            <w:tcMar>
+              <w:top w:type="dxa" w:w="60"/>
+              <w:left w:type="dxa" w:w="90"/>
+              <w:bottom w:type="dxa" w:w="60"/>
+              <w:right w:type="dxa" w:w="90"/>
+            </w:tcMar>
+            <w:vAlign w:val="center"/>
+          </w:tcPr>
+          <w:p>
+            <w:pPr>
+              <w:spacing w:after="0" w:line="260"/>
+            </w:pPr>
+            <w:r>
+              <w:rPr>
+                <w:rFonts w:ascii="Calibri" w:cs="Calibri" w:eastAsia="Calibri" w:hAnsi="Calibri"/>
+                <w:color w:val="12161C"/>
+                <w:sz w:val="19"/>
+                <w:szCs w:val="19"/>
+              </w:rPr>
+              <w:t xml:space="preserve">MFT Connector for Boomi embeds persistence and guaranteed delivery directly into integration processes, separating file movement from business logic (see Section 7.5).</w:t>
             </w:r>
           </w:p>
         </w:tc>
